--- a/plans/7th Grade Technology/7th Grade Monthly Planning/3rd Trimester/7° Technology - November.docx
+++ b/plans/7th Grade Technology/7th Grade Monthly Planning/3rd Trimester/7° Technology - November.docx
@@ -11,65 +11,17 @@
           <w:szCs w:val="24"/>
           <w:lang w:val="es-PA"/>
         </w:rPr>
+        <w:spacing w:line="360" w:lineRule="auto" w:before="0" w:after="0"/>
       </w:pPr>
       <w:r>
         <w:rPr>
+          <w:rFonts w:ascii="Arial" w:hAnsi="Arial" w:eastAsia="Arial" w:cs="Arial"/>
           <w:b/>
+          <w:i w:val="0"/>
           <w:sz w:val="24"/>
-          <w:szCs w:val="24"/>
-          <w:lang w:val="es-PA"/>
+          <w:u w:val="none"/>
         </w:rPr>
         <w:t>MINISTERIO DE EDUCACIÓN DE PANAMÁ</w:t>
-      </w:r>
-      <w:r>
-        <w:rPr>
-          <w:noProof/>
-          <w:sz w:val="24"/>
-          <w:szCs w:val="24"/>
-        </w:rPr>
-        <w:drawing>
-          <wp:anchor distT="114300" distB="114300" distL="114300" distR="114300" simplePos="0" relativeHeight="251659264" behindDoc="0" locked="0" layoutInCell="1" hidden="0" allowOverlap="1" wp14:anchorId="55040CBA" wp14:editId="4BC7CD8F">
-            <wp:simplePos x="0" y="0"/>
-            <wp:positionH relativeFrom="column">
-              <wp:posOffset>-33020</wp:posOffset>
-            </wp:positionH>
-            <wp:positionV relativeFrom="paragraph">
-              <wp:posOffset>10795</wp:posOffset>
-            </wp:positionV>
-            <wp:extent cx="624840" cy="693420"/>
-            <wp:effectExtent l="0" t="0" r="3810" b="0"/>
-            <wp:wrapNone/>
-            <wp:docPr id="6" name="image1.png" descr="A logo for a science academy&#10;&#10;AI-generated content may be incorrect."/>
-            <wp:cNvGraphicFramePr/>
-            <a:graphic xmlns:a="http://schemas.openxmlformats.org/drawingml/2006/main">
-              <a:graphicData uri="http://schemas.openxmlformats.org/drawingml/2006/picture">
-                <pic:pic xmlns:pic="http://schemas.openxmlformats.org/drawingml/2006/picture">
-                  <pic:nvPicPr>
-                    <pic:cNvPr id="6" name="image1.png" descr="A logo for a science academy&#10;&#10;AI-generated content may be incorrect."/>
-                    <pic:cNvPicPr preferRelativeResize="0"/>
-                  </pic:nvPicPr>
-                  <pic:blipFill>
-                    <a:blip r:embed="rId6"/>
-                    <a:srcRect/>
-                    <a:stretch>
-                      <a:fillRect/>
-                    </a:stretch>
-                  </pic:blipFill>
-                  <pic:spPr>
-                    <a:xfrm>
-                      <a:off x="0" y="0"/>
-                      <a:ext cx="624840" cy="693420"/>
-                    </a:xfrm>
-                    <a:prstGeom prst="rect">
-                      <a:avLst/>
-                    </a:prstGeom>
-                    <a:ln/>
-                  </pic:spPr>
-                </pic:pic>
-              </a:graphicData>
-            </a:graphic>
-          </wp:anchor>
-        </w:drawing>
       </w:r>
     </w:p>
     <w:p>
@@ -80,12 +32,15 @@
           <w:sz w:val="24"/>
           <w:szCs w:val="24"/>
         </w:rPr>
+        <w:spacing w:line="360" w:lineRule="auto" w:before="0" w:after="0"/>
       </w:pPr>
       <w:r>
         <w:rPr>
+          <w:rFonts w:ascii="Arial" w:hAnsi="Arial" w:eastAsia="Arial" w:cs="Arial"/>
           <w:b/>
+          <w:i w:val="0"/>
           <w:sz w:val="24"/>
-          <w:szCs w:val="24"/>
+          <w:u w:val="none"/>
         </w:rPr>
         <w:t>ACADEMIA INTERNACIONAL DAVID</w:t>
       </w:r>
@@ -98,14 +53,17 @@
           <w:sz w:val="24"/>
           <w:szCs w:val="24"/>
         </w:rPr>
+        <w:spacing w:line="360" w:lineRule="auto" w:before="0" w:after="0"/>
       </w:pPr>
       <w:r>
         <w:rPr>
+          <w:rFonts w:ascii="Arial" w:hAnsi="Arial" w:eastAsia="Arial" w:cs="Arial"/>
           <w:b/>
+          <w:i w:val="0"/>
           <w:sz w:val="24"/>
-          <w:szCs w:val="24"/>
+          <w:u w:val="none"/>
         </w:rPr>
-        <w:t xml:space="preserve">WEEKLY/MONTHLY PLAN </w:t>
+        <w:t>WEEKLY/MONTHLY PLAN</w:t>
       </w:r>
     </w:p>
     <w:p>
@@ -116,8 +74,16 @@
           <w:sz w:val="24"/>
           <w:szCs w:val="24"/>
         </w:rPr>
+        <w:spacing w:line="360" w:lineRule="auto" w:before="0" w:after="0"/>
       </w:pPr>
       <w:r>
+        <w:rPr>
+          <w:rFonts w:ascii="Arial" w:hAnsi="Arial" w:eastAsia="Arial" w:cs="Arial"/>
+          <w:b/>
+          <w:i w:val="0"/>
+          <w:sz w:val="24"/>
+          <w:u w:val="none"/>
+        </w:rPr>
         <w:t>MONTH: NOVEMBER</w:t>
       </w:r>
     </w:p>
@@ -129,8 +95,16 @@
           <w:sz w:val="24"/>
           <w:szCs w:val="24"/>
         </w:rPr>
+        <w:spacing w:line="360" w:lineRule="auto" w:before="0" w:after="0"/>
       </w:pPr>
       <w:r>
+        <w:rPr>
+          <w:rFonts w:ascii="Arial" w:hAnsi="Arial" w:eastAsia="Arial" w:cs="Arial"/>
+          <w:b/>
+          <w:i w:val="0"/>
+          <w:sz w:val="24"/>
+          <w:u w:val="none"/>
+        </w:rPr>
         <w:t>WEEKS: 5</w:t>
       </w:r>
     </w:p>
@@ -153,60 +127,246 @@
         <w:tc>
           <w:tcPr>
             <w:tcW w:w="2564" w:type="dxa"/>
+            <w:vAlign w:val="top"/>
           </w:tcPr>
           <w:p>
-            <w:r>
-              <w:t>Subject: Technology</w:t>
+            <w:pPr>
+              <w:jc w:val="left"/>
+              <w:spacing w:line="360" w:lineRule="auto" w:before="0" w:after="0"/>
+            </w:pPr>
+            <w:r>
+              <w:rPr>
+                <w:rFonts w:ascii="Arial" w:hAnsi="Arial" w:eastAsia="Arial" w:cs="Arial"/>
+                <w:b w:val="0"/>
+                <w:i w:val="0"/>
+                <w:sz w:val="24"/>
+                <w:u w:val="none"/>
+              </w:rPr>
+            </w:r>
+            <w:r>
+              <w:rPr>
+                <w:rFonts w:ascii="Arial" w:hAnsi="Arial" w:eastAsia="Arial" w:cs="Arial"/>
+                <w:b/>
+                <w:i w:val="0"/>
+                <w:sz w:val="24"/>
+                <w:u w:val="none"/>
+              </w:rPr>
+              <w:t xml:space="preserve">Subject: </w:t>
+            </w:r>
+            <w:r>
+              <w:rPr>
+                <w:rFonts w:ascii="Arial" w:hAnsi="Arial" w:eastAsia="Arial" w:cs="Arial"/>
+                <w:b w:val="0"/>
+                <w:i w:val="0"/>
+                <w:sz w:val="24"/>
+                <w:u w:val="none"/>
+              </w:rPr>
+              <w:t>Technology</w:t>
             </w:r>
           </w:p>
         </w:tc>
         <w:tc>
           <w:tcPr>
             <w:tcW w:w="2921" w:type="dxa"/>
+            <w:vAlign w:val="top"/>
           </w:tcPr>
           <w:p>
-            <w:r>
-              <w:t>Teacher: Porfirio Rios</w:t>
+            <w:pPr>
+              <w:jc w:val="left"/>
+              <w:spacing w:line="360" w:lineRule="auto" w:before="0" w:after="0"/>
+            </w:pPr>
+            <w:r>
+              <w:rPr>
+                <w:rFonts w:ascii="Arial" w:hAnsi="Arial" w:eastAsia="Arial" w:cs="Arial"/>
+                <w:b w:val="0"/>
+                <w:i w:val="0"/>
+                <w:sz w:val="24"/>
+                <w:u w:val="none"/>
+              </w:rPr>
+            </w:r>
+            <w:r>
+              <w:rPr>
+                <w:rFonts w:ascii="Arial" w:hAnsi="Arial" w:eastAsia="Arial" w:cs="Arial"/>
+                <w:b/>
+                <w:i w:val="0"/>
+                <w:sz w:val="24"/>
+                <w:u w:val="none"/>
+              </w:rPr>
+              <w:t xml:space="preserve">Teacher: </w:t>
+            </w:r>
+            <w:r>
+              <w:rPr>
+                <w:rFonts w:ascii="Arial" w:hAnsi="Arial" w:eastAsia="Arial" w:cs="Arial"/>
+                <w:b w:val="0"/>
+                <w:i w:val="0"/>
+                <w:sz w:val="24"/>
+                <w:u w:val="none"/>
+              </w:rPr>
+              <w:t>Porfirio Rios</w:t>
             </w:r>
           </w:p>
         </w:tc>
         <w:tc>
           <w:tcPr>
             <w:tcW w:w="2207" w:type="dxa"/>
+            <w:vAlign w:val="top"/>
           </w:tcPr>
           <w:p>
-            <w:r>
-              <w:t>Grade: 7th</w:t>
+            <w:pPr>
+              <w:jc w:val="left"/>
+              <w:spacing w:line="360" w:lineRule="auto" w:before="0" w:after="0"/>
+            </w:pPr>
+            <w:r>
+              <w:rPr>
+                <w:rFonts w:ascii="Arial" w:hAnsi="Arial" w:eastAsia="Arial" w:cs="Arial"/>
+                <w:b w:val="0"/>
+                <w:i w:val="0"/>
+                <w:sz w:val="24"/>
+                <w:u w:val="none"/>
+              </w:rPr>
+            </w:r>
+            <w:r>
+              <w:rPr>
+                <w:rFonts w:ascii="Arial" w:hAnsi="Arial" w:eastAsia="Arial" w:cs="Arial"/>
+                <w:b/>
+                <w:i w:val="0"/>
+                <w:sz w:val="24"/>
+                <w:u w:val="none"/>
+              </w:rPr>
+              <w:t xml:space="preserve">Grade: </w:t>
+            </w:r>
+            <w:r>
+              <w:rPr>
+                <w:rFonts w:ascii="Arial" w:hAnsi="Arial" w:eastAsia="Arial" w:cs="Arial"/>
+                <w:b w:val="0"/>
+                <w:i w:val="0"/>
+                <w:sz w:val="24"/>
+                <w:u w:val="none"/>
+              </w:rPr>
+              <w:t>7th</w:t>
             </w:r>
           </w:p>
         </w:tc>
         <w:tc>
           <w:tcPr>
             <w:tcW w:w="2564" w:type="dxa"/>
+            <w:vAlign w:val="top"/>
           </w:tcPr>
           <w:p>
-            <w:r>
-              <w:t>Trimester:3rd</w:t>
+            <w:pPr>
+              <w:jc w:val="left"/>
+              <w:spacing w:line="360" w:lineRule="auto" w:before="0" w:after="0"/>
+            </w:pPr>
+            <w:r>
+              <w:rPr>
+                <w:rFonts w:ascii="Arial" w:hAnsi="Arial" w:eastAsia="Arial" w:cs="Arial"/>
+                <w:b w:val="0"/>
+                <w:i w:val="0"/>
+                <w:sz w:val="24"/>
+                <w:u w:val="none"/>
+              </w:rPr>
+            </w:r>
+            <w:r>
+              <w:rPr>
+                <w:rFonts w:ascii="Arial" w:hAnsi="Arial" w:eastAsia="Arial" w:cs="Arial"/>
+                <w:b/>
+                <w:i w:val="0"/>
+                <w:sz w:val="24"/>
+                <w:u w:val="none"/>
+              </w:rPr>
+              <w:t xml:space="preserve">Trimester: </w:t>
+            </w:r>
+            <w:r>
+              <w:rPr>
+                <w:rFonts w:ascii="Arial" w:hAnsi="Arial" w:eastAsia="Arial" w:cs="Arial"/>
+                <w:b w:val="0"/>
+                <w:i w:val="0"/>
+                <w:sz w:val="24"/>
+                <w:u w:val="none"/>
+              </w:rPr>
+              <w:t>3rd</w:t>
             </w:r>
           </w:p>
         </w:tc>
         <w:tc>
           <w:tcPr>
             <w:tcW w:w="2564" w:type="dxa"/>
+            <w:vAlign w:val="top"/>
           </w:tcPr>
           <w:p>
-            <w:r>
-              <w:t>Year: 2026</w:t>
+            <w:pPr>
+              <w:jc w:val="left"/>
+              <w:spacing w:line="360" w:lineRule="auto" w:before="0" w:after="0"/>
+            </w:pPr>
+            <w:r>
+              <w:rPr>
+                <w:rFonts w:ascii="Arial" w:hAnsi="Arial" w:eastAsia="Arial" w:cs="Arial"/>
+                <w:b w:val="0"/>
+                <w:i w:val="0"/>
+                <w:sz w:val="24"/>
+                <w:u w:val="none"/>
+              </w:rPr>
+            </w:r>
+            <w:r>
+              <w:rPr>
+                <w:rFonts w:ascii="Arial" w:hAnsi="Arial" w:eastAsia="Arial" w:cs="Arial"/>
+                <w:b/>
+                <w:i w:val="0"/>
+                <w:sz w:val="24"/>
+                <w:u w:val="none"/>
+              </w:rPr>
+              <w:t xml:space="preserve">Year: </w:t>
+            </w:r>
+            <w:r>
+              <w:rPr>
+                <w:rFonts w:ascii="Arial" w:hAnsi="Arial" w:eastAsia="Arial" w:cs="Arial"/>
+                <w:b w:val="0"/>
+                <w:i w:val="0"/>
+                <w:sz w:val="24"/>
+                <w:u w:val="none"/>
+              </w:rPr>
+              <w:t>2026</w:t>
             </w:r>
           </w:p>
         </w:tc>
         <w:tc>
           <w:tcPr>
             <w:tcW w:w="2564" w:type="dxa"/>
+            <w:vAlign w:val="top"/>
           </w:tcPr>
           <w:p>
-            <w:r>
-              <w:t>Weekly Hours: 3</w:t>
+            <w:pPr>
+              <w:jc w:val="left"/>
+              <w:spacing w:line="360" w:lineRule="auto" w:before="0" w:after="0"/>
+            </w:pPr>
+            <w:r>
+              <w:rPr>
+                <w:rFonts w:ascii="Arial" w:hAnsi="Arial" w:eastAsia="Arial" w:cs="Arial"/>
+                <w:b w:val="0"/>
+                <w:i w:val="0"/>
+                <w:sz w:val="24"/>
+                <w:u w:val="none"/>
+              </w:rPr>
+            </w:r>
+            <w:r>
+              <w:rPr>
+                <w:rFonts w:ascii="Arial" w:hAnsi="Arial" w:eastAsia="Arial" w:cs="Arial"/>
+                <w:b/>
+                <w:i w:val="0"/>
+                <w:sz w:val="24"/>
+                <w:u w:val="none"/>
+              </w:rPr>
+              <w:t xml:space="preserve">Weekly Hours: </w:t>
+            </w:r>
+            <w:r>
+              <w:rPr>
+                <w:rFonts w:ascii="Arial" w:hAnsi="Arial" w:eastAsia="Arial" w:cs="Arial"/>
+                <w:b w:val="0"/>
+                <w:i w:val="0"/>
+                <w:sz w:val="24"/>
+                <w:u w:val="none"/>
+              </w:rPr>
+              <w:t>3</w:t>
             </w:r>
           </w:p>
         </w:tc>
@@ -216,15 +376,54 @@
           <w:tcPr>
             <w:tcW w:w="15384" w:type="dxa"/>
             <w:gridSpan w:val="6"/>
+            <w:vAlign w:val="top"/>
           </w:tcPr>
           <w:p>
-            <w:r>
+            <w:pPr>
+              <w:spacing w:line="480" w:lineRule="auto" w:before="0" w:after="0"/>
+            </w:pPr>
+            <w:r/>
+            <w:r>
+              <w:rPr>
+                <w:rFonts w:ascii="Arial" w:hAnsi="Arial" w:eastAsia="Arial" w:cs="Arial"/>
+                <w:b/>
+                <w:i w:val="0"/>
+                <w:sz w:val="24"/>
+                <w:u w:val="none"/>
+              </w:rPr>
               <w:t>Competences:</w:t>
               <w:br/>
+            </w:r>
+            <w:r>
+              <w:rPr>
+                <w:rFonts w:ascii="Arial" w:hAnsi="Arial" w:eastAsia="Arial" w:cs="Arial"/>
+                <w:b w:val="0"/>
+                <w:i w:val="0"/>
+                <w:sz w:val="24"/>
+                <w:u w:val="none"/>
+              </w:rPr>
               <w:t>Design and explain a sensor-based physical computing system using input, process, output, and threshold logic.</w:t>
               <w:br/>
+            </w:r>
+            <w:r>
+              <w:rPr>
+                <w:rFonts w:ascii="Arial" w:hAnsi="Arial" w:eastAsia="Arial" w:cs="Arial"/>
+                <w:b w:val="0"/>
+                <w:i w:val="0"/>
+                <w:sz w:val="24"/>
+                <w:u w:val="none"/>
+              </w:rPr>
               <w:t>Use testing evidence to improve a micro:bit Mandrake Detection System or a clearly labeled simulation.</w:t>
               <w:br/>
+            </w:r>
+            <w:r>
+              <w:rPr>
+                <w:rFonts w:ascii="Arial" w:hAnsi="Arial" w:eastAsia="Arial" w:cs="Arial"/>
+                <w:b w:val="0"/>
+                <w:i w:val="0"/>
+                <w:sz w:val="24"/>
+                <w:u w:val="none"/>
+              </w:rPr>
               <w:t>Present project purpose, parts, code logic, testing challenges, results, and personal responsibility clearly.</w:t>
             </w:r>
           </w:p>
@@ -235,15 +434,54 @@
           <w:tcPr>
             <w:tcW w:w="15384" w:type="dxa"/>
             <w:gridSpan w:val="6"/>
+            <w:vAlign w:val="top"/>
           </w:tcPr>
           <w:p>
-            <w:r>
+            <w:pPr>
+              <w:spacing w:line="480" w:lineRule="auto" w:before="0" w:after="0"/>
+            </w:pPr>
+            <w:r/>
+            <w:r>
+              <w:rPr>
+                <w:rFonts w:ascii="Arial" w:hAnsi="Arial" w:eastAsia="Arial" w:cs="Arial"/>
+                <w:b/>
+                <w:i w:val="0"/>
+                <w:sz w:val="24"/>
+                <w:u w:val="none"/>
+              </w:rPr>
               <w:t>Learning Objectives:</w:t>
               <w:br/>
+            </w:r>
+            <w:r>
+              <w:rPr>
+                <w:rFonts w:ascii="Arial" w:hAnsi="Arial" w:eastAsia="Arial" w:cs="Arial"/>
+                <w:b w:val="0"/>
+                <w:i w:val="0"/>
+                <w:sz w:val="24"/>
+                <w:u w:val="none"/>
+              </w:rPr>
               <w:t>Plan a sensor-triggered output system with purpose, parts, diagram, threshold rule, and testing questions.</w:t>
               <w:br/>
+            </w:r>
+            <w:r>
+              <w:rPr>
+                <w:rFonts w:ascii="Arial" w:hAnsi="Arial" w:eastAsia="Arial" w:cs="Arial"/>
+                <w:b w:val="0"/>
+                <w:i w:val="0"/>
+                <w:sz w:val="24"/>
+                <w:u w:val="none"/>
+              </w:rPr>
               <w:t>Build or simulate distance-based logic and document how threshold values affect output behavior.</w:t>
               <w:br/>
+            </w:r>
+            <w:r>
+              <w:rPr>
+                <w:rFonts w:ascii="Arial" w:hAnsi="Arial" w:eastAsia="Arial" w:cs="Arial"/>
+                <w:b w:val="0"/>
+                <w:i w:val="0"/>
+                <w:sz w:val="24"/>
+                <w:u w:val="none"/>
+              </w:rPr>
               <w:t>Prepare and deliver a final project explanation using code evidence, test results, and reflection.</w:t>
             </w:r>
           </w:p>
@@ -254,15 +492,63 @@
           <w:tcPr>
             <w:tcW w:w="15384" w:type="dxa"/>
             <w:gridSpan w:val="6"/>
+            <w:vAlign w:val="top"/>
+            <w:tcMar>
+              <w:top w:w="90" w:type="dxa"/>
+              <w:start w:w="90" w:type="dxa"/>
+              <w:bottom w:w="90" w:type="dxa"/>
+              <w:end w:w="90" w:type="dxa"/>
+            </w:tcMar>
           </w:tcPr>
           <w:p>
-            <w:r>
+            <w:pPr>
+              <w:spacing w:before="0" w:after="0" w:line="360" w:lineRule="auto"/>
+            </w:pPr>
+            <w:r>
+              <w:rPr>
+                <w:rFonts w:ascii="Arial" w:hAnsi="Arial" w:eastAsia="Arial"/>
+                <w:b/>
+                <w:sz w:val="24"/>
+              </w:rPr>
               <w:t>Learning Outcomes:</w:t>
-              <w:br/>
-              <w:t>Submit a micro:bit sensor-system design plan and project readiness/responsibility reflection.</w:t>
-              <w:br/>
-              <w:t>Complete a quiz-style vocabulary review covering spreadsheets, Scratch, source credibility, and micro:bit ideas.</w:t>
-              <w:br/>
+            </w:r>
+          </w:p>
+          <w:p>
+            <w:pPr>
+              <w:spacing w:before="0" w:after="0" w:line="360" w:lineRule="auto"/>
+            </w:pPr>
+            <w:r>
+              <w:rPr>
+                <w:rFonts w:ascii="Arial" w:hAnsi="Arial" w:eastAsia="Arial"/>
+                <w:b w:val="0"/>
+                <w:sz w:val="24"/>
+              </w:rPr>
+              <w:t>Use November buffer classes to review the Week 7 micro:bit sensor-system design plan, complete make-up work if needed, and prepare project materials.</w:t>
+            </w:r>
+          </w:p>
+          <w:p>
+            <w:pPr>
+              <w:spacing w:before="0" w:after="0" w:line="360" w:lineRule="auto"/>
+            </w:pPr>
+            <w:r>
+              <w:rPr>
+                <w:rFonts w:ascii="Arial" w:hAnsi="Arial" w:eastAsia="Arial"/>
+                <w:b w:val="0"/>
+                <w:sz w:val="24"/>
+              </w:rPr>
+              <w:t>Complete a quiz-style vocabulary review covering spreadsheets, Scratch, source credibility, and micro:bit ideas without adding a new daily or appreciation grade.</w:t>
+            </w:r>
+          </w:p>
+          <w:p>
+            <w:pPr>
+              <w:spacing w:before="0" w:after="0" w:line="360" w:lineRule="auto"/>
+            </w:pPr>
+            <w:r>
+              <w:rPr>
+                <w:rFonts w:ascii="Arial" w:hAnsi="Arial" w:eastAsia="Arial"/>
+                <w:b w:val="0"/>
+                <w:sz w:val="24"/>
+              </w:rPr>
               <w:t>Demonstrate the Mandrake Detection System or simulation and submit final project reflection evidence.</w:t>
             </w:r>
           </w:p>
@@ -290,9 +576,30 @@
               <w:right w:val="single" w:sz="4" w:space="0" w:color="auto"/>
             </w:tcBorders>
             <w:shd w:val="clear" w:color="auto" w:fill="A8D08D"/>
+            <w:vAlign w:val="top"/>
           </w:tcPr>
           <w:p>
-            <w:r>
+            <w:pPr>
+              <w:jc w:val="center"/>
+              <w:spacing w:line="360" w:lineRule="auto" w:before="0" w:after="0"/>
+            </w:pPr>
+            <w:r>
+              <w:rPr>
+                <w:rFonts w:ascii="Arial" w:hAnsi="Arial" w:eastAsia="Arial" w:cs="Arial"/>
+                <w:b/>
+                <w:i w:val="0"/>
+                <w:sz w:val="24"/>
+                <w:u w:val="none"/>
+              </w:rPr>
+            </w:r>
+            <w:r>
+              <w:rPr>
+                <w:rFonts w:ascii="Arial" w:hAnsi="Arial" w:eastAsia="Arial" w:cs="Arial"/>
+                <w:b/>
+                <w:i w:val="0"/>
+                <w:sz w:val="24"/>
+                <w:u w:val="none"/>
+              </w:rPr>
               <w:t>7A, 7B day – 45min – November - Week 8</w:t>
             </w:r>
           </w:p>
@@ -307,9 +614,30 @@
               <w:right w:val="single" w:sz="4" w:space="0" w:color="auto"/>
             </w:tcBorders>
             <w:shd w:val="clear" w:color="auto" w:fill="A8D08D"/>
+            <w:vAlign w:val="top"/>
           </w:tcPr>
           <w:p>
-            <w:r>
+            <w:pPr>
+              <w:jc w:val="center"/>
+              <w:spacing w:line="360" w:lineRule="auto" w:before="0" w:after="0"/>
+            </w:pPr>
+            <w:r>
+              <w:rPr>
+                <w:rFonts w:ascii="Arial" w:hAnsi="Arial" w:eastAsia="Arial" w:cs="Arial"/>
+                <w:b/>
+                <w:i w:val="0"/>
+                <w:sz w:val="24"/>
+                <w:u w:val="none"/>
+              </w:rPr>
+            </w:r>
+            <w:r>
+              <w:rPr>
+                <w:rFonts w:ascii="Arial" w:hAnsi="Arial" w:eastAsia="Arial" w:cs="Arial"/>
+                <w:b/>
+                <w:i w:val="0"/>
+                <w:sz w:val="24"/>
+                <w:u w:val="none"/>
+              </w:rPr>
               <w:t>7A, 7B day – 90 min – November - Week 8</w:t>
             </w:r>
           </w:p>
@@ -325,35 +653,215 @@
               <w:bottom w:val="single" w:sz="4" w:space="0" w:color="auto"/>
               <w:right w:val="single" w:sz="4" w:space="0" w:color="auto"/>
             </w:tcBorders>
+            <w:vAlign w:val="top"/>
+            <w:tcMar>
+              <w:top w:w="90" w:type="dxa"/>
+              <w:start w:w="90" w:type="dxa"/>
+              <w:bottom w:w="90" w:type="dxa"/>
+              <w:end w:w="90" w:type="dxa"/>
+            </w:tcMar>
           </w:tcPr>
           <w:p>
-            <w:r>
-              <w:t>Topic:</w:t>
-              <w:br/>
-              <w:t>Sensor-system planning</w:t>
-              <w:br/>
-              <w:br/>
-              <w:t>Pre-activities</w:t>
-              <w:br/>
+            <w:pPr>
+              <w:spacing w:before="0" w:after="0" w:line="276" w:lineRule="auto"/>
+            </w:pPr>
+            <w:r>
+              <w:rPr>
+                <w:rFonts w:ascii="Arial" w:hAnsi="Arial" w:eastAsia="Arial"/>
+                <w:b/>
+                <w:sz w:val="24"/>
+              </w:rPr>
+              <w:t xml:space="preserve">Topic: </w:t>
+            </w:r>
+            <w:r>
+              <w:rPr>
+                <w:rFonts w:ascii="Arial" w:hAnsi="Arial" w:eastAsia="Arial"/>
+                <w:b w:val="0"/>
+                <w:sz w:val="24"/>
+              </w:rPr>
+              <w:t>Sensor-system review and make-up</w:t>
+            </w:r>
+          </w:p>
+          <w:p>
+            <w:pPr>
+              <w:spacing w:before="0" w:after="0" w:line="276" w:lineRule="auto"/>
+            </w:pPr>
+            <w:r>
+              <w:rPr>
+                <w:rFonts w:ascii="Arial" w:hAnsi="Arial" w:eastAsia="Arial"/>
+                <w:sz w:val="24"/>
+                <w:b/>
+                <w:bCs/>
+              </w:rPr>
+              <w:t>Class Objective:</w:t>
+            </w:r>
+          </w:p>
+          <w:p>
+            <w:pPr>
+              <w:spacing w:before="0" w:after="0" w:line="276" w:lineRule="auto"/>
+            </w:pPr>
+            <w:r>
+              <w:rPr>
+                <w:rFonts w:ascii="Arial" w:hAnsi="Arial" w:eastAsia="Arial"/>
+                <w:sz w:val="24"/>
+              </w:rPr>
+              <w:t>Practice planning a micro:bit sensor system with purpose, input, process, output, threshold rule, parts, diagram, and testing questions.</w:t>
+            </w:r>
+          </w:p>
+          <w:p>
+            <w:pPr>
+              <w:spacing w:before="0" w:after="0" w:line="276" w:lineRule="auto"/>
+            </w:pPr>
+            <w:r>
+              <w:rPr>
+                <w:rFonts w:ascii="Arial" w:hAnsi="Arial" w:eastAsia="Arial"/>
+                <w:b/>
+                <w:sz w:val="24"/>
+              </w:rPr>
+              <w:t>Pre-activities:</w:t>
+            </w:r>
+          </w:p>
+          <w:p>
+            <w:pPr>
+              <w:spacing w:before="0" w:after="0" w:line="276" w:lineRule="auto"/>
+            </w:pPr>
+            <w:r>
+              <w:rPr>
+                <w:rFonts w:ascii="Arial" w:hAnsi="Arial" w:eastAsia="Arial"/>
+                <w:b w:val="0"/>
+                <w:sz w:val="24"/>
+              </w:rPr>
               <w:t>Review Week 8 practice vocabulary (part 1).</w:t>
-              <w:br/>
+            </w:r>
+          </w:p>
+          <w:p>
+            <w:pPr>
+              <w:spacing w:before="0" w:after="0" w:line="276" w:lineRule="auto"/>
+            </w:pPr>
+            <w:r>
+              <w:rPr>
+                <w:rFonts w:ascii="Arial" w:hAnsi="Arial" w:eastAsia="Arial"/>
+                <w:b w:val="0"/>
+                <w:sz w:val="24"/>
+              </w:rPr>
               <w:t>ultrasonic: Using sound waves to measure distance</w:t>
-              <w:br/>
+            </w:r>
+          </w:p>
+          <w:p>
+            <w:pPr>
+              <w:spacing w:before="0" w:after="0" w:line="276" w:lineRule="auto"/>
+            </w:pPr>
+            <w:r>
+              <w:rPr>
+                <w:rFonts w:ascii="Arial" w:hAnsi="Arial" w:eastAsia="Arial"/>
+                <w:b w:val="0"/>
+                <w:sz w:val="24"/>
+              </w:rPr>
               <w:t>distance: How far apart two things are</w:t>
-              <w:br/>
+            </w:r>
+          </w:p>
+          <w:p>
+            <w:pPr>
+              <w:spacing w:before="0" w:after="0" w:line="276" w:lineRule="auto"/>
+            </w:pPr>
+            <w:r>
+              <w:rPr>
+                <w:rFonts w:ascii="Arial" w:hAnsi="Arial" w:eastAsia="Arial"/>
+                <w:b w:val="0"/>
+                <w:sz w:val="24"/>
+              </w:rPr>
               <w:t>trigger: Something that starts an action</w:t>
-              <w:br/>
+            </w:r>
+          </w:p>
+          <w:p>
+            <w:pPr>
+              <w:spacing w:before="0" w:after="0" w:line="276" w:lineRule="auto"/>
+            </w:pPr>
+            <w:r>
+              <w:rPr>
+                <w:rFonts w:ascii="Arial" w:hAnsi="Arial" w:eastAsia="Arial"/>
+                <w:b w:val="0"/>
+                <w:sz w:val="24"/>
+              </w:rPr>
               <w:t>test table: A table used to record test results</w:t>
-              <w:br/>
-              <w:br/>
-              <w:t>While activities</w:t>
-              <w:br/>
-              <w:t>Practice planning a micro:bit sensor system with purpose, input, process, output, threshold rule, parts, diagram, and testing questions before the graded design plan.</w:t>
-              <w:br/>
-              <w:br/>
-              <w:t>Post activities</w:t>
-              <w:br/>
-              <w:t>Circle the part of the system that seems most difficult. List one question to resolve in the long class.</w:t>
+            </w:r>
+          </w:p>
+          <w:p>
+            <w:pPr>
+              <w:spacing w:before="0" w:after="0" w:line="276" w:lineRule="auto"/>
+            </w:pPr>
+            <w:r>
+              <w:rPr>
+                <w:rFonts w:ascii="Arial" w:hAnsi="Arial" w:eastAsia="Arial"/>
+                <w:b/>
+                <w:sz w:val="24"/>
+              </w:rPr>
+              <w:t>While activities:</w:t>
+            </w:r>
+          </w:p>
+          <w:p>
+            <w:pPr>
+              <w:spacing w:before="0" w:after="0" w:line="276" w:lineRule="auto"/>
+            </w:pPr>
+            <w:r>
+              <w:rPr>
+                <w:rFonts w:ascii="Arial" w:hAnsi="Arial" w:eastAsia="Arial"/>
+                <w:b w:val="0"/>
+                <w:sz w:val="24"/>
+              </w:rPr>
+              <w:t>Review the Week 7 design-plan expectations and complete missing daily-grade evidence only if needed.</w:t>
+            </w:r>
+          </w:p>
+          <w:p>
+            <w:pPr>
+              <w:spacing w:before="0" w:after="0" w:line="276" w:lineRule="auto"/>
+            </w:pPr>
+            <w:r>
+              <w:rPr>
+                <w:rFonts w:ascii="Arial" w:hAnsi="Arial" w:eastAsia="Arial"/>
+                <w:b w:val="0"/>
+                <w:sz w:val="24"/>
+              </w:rPr>
+              <w:t>Practice planning a micro:bit sensor system with purpose, input, process, output, threshold rule, parts, diagram, and testing questions.</w:t>
+            </w:r>
+          </w:p>
+          <w:p>
+            <w:pPr>
+              <w:spacing w:before="0" w:after="0" w:line="276" w:lineRule="auto"/>
+            </w:pPr>
+            <w:r>
+              <w:rPr>
+                <w:rFonts w:ascii="Arial" w:hAnsi="Arial" w:eastAsia="Arial"/>
+                <w:b/>
+                <w:sz w:val="24"/>
+              </w:rPr>
+              <w:t>Post activities:</w:t>
+            </w:r>
+          </w:p>
+          <w:p>
+            <w:pPr>
+              <w:spacing w:before="0" w:after="0" w:line="276" w:lineRule="auto"/>
+            </w:pPr>
+            <w:r>
+              <w:rPr>
+                <w:rFonts w:ascii="Arial" w:hAnsi="Arial" w:eastAsia="Arial"/>
+                <w:b w:val="0"/>
+                <w:sz w:val="24"/>
+              </w:rPr>
+              <w:t>Circle the part of the system that seems most difficult.</w:t>
+            </w:r>
+          </w:p>
+          <w:p>
+            <w:pPr>
+              <w:spacing w:before="0" w:after="0" w:line="276" w:lineRule="auto"/>
+            </w:pPr>
+            <w:r>
+              <w:rPr>
+                <w:rFonts w:ascii="Arial" w:hAnsi="Arial" w:eastAsia="Arial"/>
+                <w:b w:val="0"/>
+                <w:sz w:val="24"/>
+              </w:rPr>
+              <w:t>List one question to resolve in the long class.</w:t>
             </w:r>
           </w:p>
         </w:tc>
@@ -366,35 +874,202 @@
               <w:bottom w:val="single" w:sz="4" w:space="0" w:color="auto"/>
               <w:right w:val="single" w:sz="4" w:space="0" w:color="auto"/>
             </w:tcBorders>
+            <w:vAlign w:val="top"/>
+            <w:tcMar>
+              <w:top w:w="90" w:type="dxa"/>
+              <w:start w:w="90" w:type="dxa"/>
+              <w:bottom w:w="90" w:type="dxa"/>
+              <w:end w:w="90" w:type="dxa"/>
+            </w:tcMar>
           </w:tcPr>
           <w:p>
-            <w:r>
-              <w:t>Topic:</w:t>
-              <w:br/>
+            <w:pPr>
+              <w:spacing w:before="0" w:after="0" w:line="276" w:lineRule="auto"/>
+            </w:pPr>
+            <w:r>
+              <w:rPr>
+                <w:rFonts w:ascii="Arial" w:hAnsi="Arial" w:eastAsia="Arial"/>
+                <w:b/>
+                <w:sz w:val="24"/>
+              </w:rPr>
+              <w:t xml:space="preserve">Topic: </w:t>
+            </w:r>
+            <w:r>
+              <w:rPr>
+                <w:rFonts w:ascii="Arial" w:hAnsi="Arial" w:eastAsia="Arial"/>
+                <w:b w:val="0"/>
+                <w:sz w:val="24"/>
+              </w:rPr>
               <w:t>Threshold testing practice</w:t>
-              <w:br/>
-              <w:br/>
-              <w:t>Pre-activities</w:t>
-              <w:br/>
+            </w:r>
+          </w:p>
+          <w:p>
+            <w:pPr>
+              <w:spacing w:before="0" w:after="0" w:line="276" w:lineRule="auto"/>
+            </w:pPr>
+            <w:r>
+              <w:rPr>
+                <w:rFonts w:ascii="Arial" w:hAnsi="Arial" w:eastAsia="Arial"/>
+                <w:sz w:val="24"/>
+                <w:b/>
+                <w:bCs/>
+              </w:rPr>
+              <w:t>Class Objective:</w:t>
+            </w:r>
+          </w:p>
+          <w:p>
+            <w:pPr>
+              <w:spacing w:before="0" w:after="0" w:line="276" w:lineRule="auto"/>
+            </w:pPr>
+            <w:r>
+              <w:rPr>
+                <w:rFonts w:ascii="Arial" w:hAnsi="Arial" w:eastAsia="Arial"/>
+                <w:sz w:val="24"/>
+              </w:rPr>
+              <w:t>Practice reading distance values with classroom equipment when available, create a small test table, and adjust the threshold rule from the Week 7 design plan.</w:t>
+            </w:r>
+          </w:p>
+          <w:p>
+            <w:pPr>
+              <w:spacing w:before="0" w:after="0" w:line="276" w:lineRule="auto"/>
+            </w:pPr>
+            <w:r>
+              <w:rPr>
+                <w:rFonts w:ascii="Arial" w:hAnsi="Arial" w:eastAsia="Arial"/>
+                <w:b/>
+                <w:sz w:val="24"/>
+              </w:rPr>
+              <w:t>Pre-activities:</w:t>
+            </w:r>
+          </w:p>
+          <w:p>
+            <w:pPr>
+              <w:spacing w:before="0" w:after="0" w:line="276" w:lineRule="auto"/>
+            </w:pPr>
+            <w:r>
+              <w:rPr>
+                <w:rFonts w:ascii="Arial" w:hAnsi="Arial" w:eastAsia="Arial"/>
+                <w:b w:val="0"/>
+                <w:sz w:val="24"/>
+              </w:rPr>
               <w:t>Review Week 8 practice vocabulary (part 2).</w:t>
-              <w:br/>
+            </w:r>
+          </w:p>
+          <w:p>
+            <w:pPr>
+              <w:spacing w:before="0" w:after="0" w:line="276" w:lineRule="auto"/>
+            </w:pPr>
+            <w:r>
+              <w:rPr>
+                <w:rFonts w:ascii="Arial" w:hAnsi="Arial" w:eastAsia="Arial"/>
+                <w:b w:val="0"/>
+                <w:sz w:val="24"/>
+              </w:rPr>
               <w:t>expected: What you think should happen</w:t>
-              <w:br/>
+            </w:r>
+          </w:p>
+          <w:p>
+            <w:pPr>
+              <w:spacing w:before="0" w:after="0" w:line="276" w:lineRule="auto"/>
+            </w:pPr>
+            <w:r>
+              <w:rPr>
+                <w:rFonts w:ascii="Arial" w:hAnsi="Arial" w:eastAsia="Arial"/>
+                <w:b w:val="0"/>
+                <w:sz w:val="24"/>
+              </w:rPr>
               <w:t>actual: What really happens</w:t>
-              <w:br/>
+            </w:r>
+          </w:p>
+          <w:p>
+            <w:pPr>
+              <w:spacing w:before="0" w:after="0" w:line="276" w:lineRule="auto"/>
+            </w:pPr>
+            <w:r>
+              <w:rPr>
+                <w:rFonts w:ascii="Arial" w:hAnsi="Arial" w:eastAsia="Arial"/>
+                <w:b w:val="0"/>
+                <w:sz w:val="24"/>
+              </w:rPr>
               <w:t>reliability: How dependably something works</w:t>
-              <w:br/>
+            </w:r>
+          </w:p>
+          <w:p>
+            <w:pPr>
+              <w:spacing w:before="0" w:after="0" w:line="276" w:lineRule="auto"/>
+            </w:pPr>
+            <w:r>
+              <w:rPr>
+                <w:rFonts w:ascii="Arial" w:hAnsi="Arial" w:eastAsia="Arial"/>
+                <w:b w:val="0"/>
+                <w:sz w:val="24"/>
+              </w:rPr>
               <w:t>Review distance readings and decide which values mean “inside the pot” and “removed from the pot.”</w:t>
-              <w:br/>
-              <w:br/>
-              <w:t>While activities</w:t>
-              <w:br/>
-              <w:t>Complete Daily Grade #5: Create a micro:bit sensor-system design plan with project purpose, input, process, output, threshold rule, parts list, simple diagram, and 2 testing questions. Then practice reading distance values with classroom equipment when available and create a small test table.</w:t>
-              <w:br/>
-              <w:br/>
-              <w:t>Post activities</w:t>
-              <w:br/>
-              <w:t>Submit the design plan. Save the test table and write one threshold that seems reasonable and why.</w:t>
+            </w:r>
+          </w:p>
+          <w:p>
+            <w:pPr>
+              <w:spacing w:before="0" w:after="0" w:line="276" w:lineRule="auto"/>
+            </w:pPr>
+            <w:r>
+              <w:rPr>
+                <w:rFonts w:ascii="Arial" w:hAnsi="Arial" w:eastAsia="Arial"/>
+                <w:b/>
+                <w:sz w:val="24"/>
+              </w:rPr>
+              <w:t>While activities:</w:t>
+            </w:r>
+          </w:p>
+          <w:p>
+            <w:pPr>
+              <w:spacing w:before="0" w:after="0" w:line="276" w:lineRule="auto"/>
+            </w:pPr>
+            <w:r>
+              <w:rPr>
+                <w:rFonts w:ascii="Arial" w:hAnsi="Arial" w:eastAsia="Arial"/>
+                <w:b w:val="0"/>
+                <w:sz w:val="24"/>
+              </w:rPr>
+              <w:t>Practice reading distance values with classroom equipment when available, create a small test table, and adjust the threshold rule from the Week 7 design plan.</w:t>
+            </w:r>
+          </w:p>
+          <w:p>
+            <w:pPr>
+              <w:spacing w:before="0" w:after="0" w:line="276" w:lineRule="auto"/>
+            </w:pPr>
+            <w:r>
+              <w:rPr>
+                <w:rFonts w:ascii="Arial" w:hAnsi="Arial" w:eastAsia="Arial"/>
+                <w:b w:val="0"/>
+                <w:sz w:val="24"/>
+              </w:rPr>
+              <w:t>Use this class for make-up or improvement evidence only if a student missed a previous summative.</w:t>
+            </w:r>
+          </w:p>
+          <w:p>
+            <w:pPr>
+              <w:spacing w:before="0" w:after="0" w:line="276" w:lineRule="auto"/>
+            </w:pPr>
+            <w:r>
+              <w:rPr>
+                <w:rFonts w:ascii="Arial" w:hAnsi="Arial" w:eastAsia="Arial"/>
+                <w:b/>
+                <w:sz w:val="24"/>
+              </w:rPr>
+              <w:t>Post activities:</w:t>
+            </w:r>
+          </w:p>
+          <w:p>
+            <w:pPr>
+              <w:spacing w:before="0" w:after="0" w:line="276" w:lineRule="auto"/>
+            </w:pPr>
+            <w:r>
+              <w:rPr>
+                <w:rFonts w:ascii="Arial" w:hAnsi="Arial" w:eastAsia="Arial"/>
+                <w:b w:val="0"/>
+                <w:sz w:val="24"/>
+              </w:rPr>
+              <w:t>Save the test table and write one threshold that seems reasonable and why.</w:t>
             </w:r>
           </w:p>
         </w:tc>
@@ -409,10 +1084,32 @@
               <w:bottom w:val="single" w:sz="4" w:space="0" w:color="auto"/>
               <w:right w:val="single" w:sz="4" w:space="0" w:color="auto"/>
             </w:tcBorders>
+            <w:vAlign w:val="top"/>
           </w:tcPr>
           <w:p>
-            <w:r>
-              <w:t>Resources: Pen, pencil, technology notebook, student's email and password, Canva access, Scratch access, starter files when needed, Google Sheets or Excel, prepared data files, micro:bit or simulator, USB cables, ultrasonic sensor, speaker or computer sound output, project rubric, checklist or worksheet, project planning sheet, projector.</w:t>
+            <w:pPr>
+              <w:spacing w:line="360" w:lineRule="auto" w:before="0" w:after="0"/>
+            </w:pPr>
+            <w:r/>
+            <w:r>
+              <w:rPr>
+                <w:rFonts w:ascii="Arial" w:hAnsi="Arial" w:eastAsia="Arial" w:cs="Arial"/>
+                <w:b/>
+                <w:i w:val="0"/>
+                <w:sz w:val="24"/>
+                <w:u w:val="none"/>
+              </w:rPr>
+              <w:t xml:space="preserve">Resources: </w:t>
+            </w:r>
+            <w:r>
+              <w:rPr>
+                <w:rFonts w:ascii="Arial" w:hAnsi="Arial" w:eastAsia="Arial" w:cs="Arial"/>
+                <w:b w:val="0"/>
+                <w:i w:val="0"/>
+                <w:sz w:val="24"/>
+                <w:u w:val="none"/>
+              </w:rPr>
+              <w:t>Pen, pencil, technology notebook, student's computer, email and password</w:t>
             </w:r>
           </w:p>
         </w:tc>
@@ -425,10 +1122,32 @@
               <w:bottom w:val="single" w:sz="4" w:space="0" w:color="auto"/>
               <w:right w:val="single" w:sz="4" w:space="0" w:color="auto"/>
             </w:tcBorders>
+            <w:vAlign w:val="top"/>
           </w:tcPr>
           <w:p>
-            <w:r>
-              <w:t>Resources: Pen, pencil, technology notebook, student's email and password, Canva access, Scratch access, starter files when needed, Google Sheets or Excel, prepared data files, micro:bit or simulator, USB cables, ultrasonic sensor, speaker or computer sound output, project rubric, checklist or worksheet, project planning sheet, projector.</w:t>
+            <w:pPr>
+              <w:spacing w:line="360" w:lineRule="auto" w:before="0" w:after="0"/>
+            </w:pPr>
+            <w:r/>
+            <w:r>
+              <w:rPr>
+                <w:rFonts w:ascii="Arial" w:hAnsi="Arial" w:eastAsia="Arial" w:cs="Arial"/>
+                <w:b/>
+                <w:i w:val="0"/>
+                <w:sz w:val="24"/>
+                <w:u w:val="none"/>
+              </w:rPr>
+              <w:t xml:space="preserve">Resources: </w:t>
+            </w:r>
+            <w:r>
+              <w:rPr>
+                <w:rFonts w:ascii="Arial" w:hAnsi="Arial" w:eastAsia="Arial" w:cs="Arial"/>
+                <w:b w:val="0"/>
+                <w:i w:val="0"/>
+                <w:sz w:val="24"/>
+                <w:u w:val="none"/>
+              </w:rPr>
+              <w:t>Pen, pencil, technology notebook, student's computer, email and password</w:t>
             </w:r>
           </w:p>
         </w:tc>
@@ -444,9 +1163,30 @@
               <w:right w:val="single" w:sz="4" w:space="0" w:color="auto"/>
             </w:tcBorders>
             <w:shd w:val="clear" w:color="auto" w:fill="A8D08D"/>
+            <w:vAlign w:val="top"/>
           </w:tcPr>
           <w:p>
-            <w:r>
+            <w:pPr>
+              <w:jc w:val="center"/>
+              <w:spacing w:line="360" w:lineRule="auto" w:before="0" w:after="0"/>
+            </w:pPr>
+            <w:r>
+              <w:rPr>
+                <w:rFonts w:ascii="Arial" w:hAnsi="Arial" w:eastAsia="Arial" w:cs="Arial"/>
+                <w:b/>
+                <w:i w:val="0"/>
+                <w:sz w:val="24"/>
+                <w:u w:val="none"/>
+              </w:rPr>
+            </w:r>
+            <w:r>
+              <w:rPr>
+                <w:rFonts w:ascii="Arial" w:hAnsi="Arial" w:eastAsia="Arial" w:cs="Arial"/>
+                <w:b/>
+                <w:i w:val="0"/>
+                <w:sz w:val="24"/>
+                <w:u w:val="none"/>
+              </w:rPr>
               <w:t>7A, 7B day – 45min – November - Week 9</w:t>
             </w:r>
           </w:p>
@@ -461,9 +1201,30 @@
               <w:right w:val="single" w:sz="4" w:space="0" w:color="auto"/>
             </w:tcBorders>
             <w:shd w:val="clear" w:color="auto" w:fill="A8D08D"/>
+            <w:vAlign w:val="top"/>
           </w:tcPr>
           <w:p>
-            <w:r>
+            <w:pPr>
+              <w:jc w:val="center"/>
+              <w:spacing w:line="360" w:lineRule="auto" w:before="0" w:after="0"/>
+            </w:pPr>
+            <w:r>
+              <w:rPr>
+                <w:rFonts w:ascii="Arial" w:hAnsi="Arial" w:eastAsia="Arial" w:cs="Arial"/>
+                <w:b/>
+                <w:i w:val="0"/>
+                <w:sz w:val="24"/>
+                <w:u w:val="none"/>
+              </w:rPr>
+            </w:r>
+            <w:r>
+              <w:rPr>
+                <w:rFonts w:ascii="Arial" w:hAnsi="Arial" w:eastAsia="Arial" w:cs="Arial"/>
+                <w:b/>
+                <w:i w:val="0"/>
+                <w:sz w:val="24"/>
+                <w:u w:val="none"/>
+              </w:rPr>
               <w:t>7A, 7B day – 90 min – November - Week 9</w:t>
             </w:r>
           </w:p>
@@ -479,36 +1240,214 @@
               <w:bottom w:val="single" w:sz="4" w:space="0" w:color="auto"/>
               <w:right w:val="single" w:sz="4" w:space="0" w:color="auto"/>
             </w:tcBorders>
+            <w:vAlign w:val="top"/>
+            <w:tcMar>
+              <w:top w:w="90" w:type="dxa"/>
+              <w:start w:w="90" w:type="dxa"/>
+              <w:bottom w:w="90" w:type="dxa"/>
+              <w:end w:w="90" w:type="dxa"/>
+            </w:tcMar>
           </w:tcPr>
           <w:p>
-            <w:r>
-              <w:t>Topic:</w:t>
-              <w:br/>
+            <w:pPr>
+              <w:spacing w:before="0" w:after="0" w:line="276" w:lineRule="auto"/>
+            </w:pPr>
+            <w:r>
+              <w:rPr>
+                <w:rFonts w:ascii="Arial" w:hAnsi="Arial" w:eastAsia="Arial"/>
+                <w:b/>
+                <w:sz w:val="24"/>
+              </w:rPr>
+              <w:t xml:space="preserve">Topic: </w:t>
+            </w:r>
+            <w:r>
+              <w:rPr>
+                <w:rFonts w:ascii="Arial" w:hAnsi="Arial" w:eastAsia="Arial"/>
+                <w:b w:val="0"/>
+                <w:sz w:val="24"/>
+              </w:rPr>
               <w:t>Project rubric and readiness</w:t>
-              <w:br/>
-              <w:br/>
-              <w:t>Pre-activities</w:t>
-              <w:br/>
+            </w:r>
+          </w:p>
+          <w:p>
+            <w:pPr>
+              <w:spacing w:before="0" w:after="0" w:line="276" w:lineRule="auto"/>
+            </w:pPr>
+            <w:r>
+              <w:rPr>
+                <w:rFonts w:ascii="Arial" w:hAnsi="Arial" w:eastAsia="Arial"/>
+                <w:sz w:val="24"/>
+                <w:b/>
+                <w:bCs/>
+              </w:rPr>
+              <w:t>Class Objective:</w:t>
+            </w:r>
+          </w:p>
+          <w:p>
+            <w:pPr>
+              <w:spacing w:before="0" w:after="0" w:line="276" w:lineRule="auto"/>
+            </w:pPr>
+            <w:r>
+              <w:rPr>
+                <w:rFonts w:ascii="Arial" w:hAnsi="Arial" w:eastAsia="Arial"/>
+                <w:sz w:val="24"/>
+              </w:rPr>
+              <w:t>Use the discussion to prepare for the exam project, not as a new appreciation grade.</w:t>
+            </w:r>
+          </w:p>
+          <w:p>
+            <w:pPr>
+              <w:spacing w:before="0" w:after="0" w:line="276" w:lineRule="auto"/>
+            </w:pPr>
+            <w:r>
+              <w:rPr>
+                <w:rFonts w:ascii="Arial" w:hAnsi="Arial" w:eastAsia="Arial"/>
+                <w:b/>
+                <w:sz w:val="24"/>
+              </w:rPr>
+              <w:t>Pre-activities:</w:t>
+            </w:r>
+          </w:p>
+          <w:p>
+            <w:pPr>
+              <w:spacing w:before="0" w:after="0" w:line="276" w:lineRule="auto"/>
+            </w:pPr>
+            <w:r>
+              <w:rPr>
+                <w:rFonts w:ascii="Arial" w:hAnsi="Arial" w:eastAsia="Arial"/>
+                <w:b w:val="0"/>
+                <w:sz w:val="24"/>
+              </w:rPr>
               <w:t>Review Week 9 practice vocabulary (part 1).</w:t>
-              <w:br/>
+            </w:r>
+          </w:p>
+          <w:p>
+            <w:pPr>
+              <w:spacing w:before="0" w:after="0" w:line="276" w:lineRule="auto"/>
+            </w:pPr>
+            <w:r>
+              <w:rPr>
+                <w:rFonts w:ascii="Arial" w:hAnsi="Arial" w:eastAsia="Arial"/>
+                <w:b w:val="0"/>
+                <w:sz w:val="24"/>
+              </w:rPr>
               <w:t>spreadsheet: A tool that organizes information in rows and columns</w:t>
-              <w:br/>
+            </w:r>
+          </w:p>
+          <w:p>
+            <w:pPr>
+              <w:spacing w:before="0" w:after="0" w:line="276" w:lineRule="auto"/>
+            </w:pPr>
+            <w:r>
+              <w:rPr>
+                <w:rFonts w:ascii="Arial" w:hAnsi="Arial" w:eastAsia="Arial"/>
+                <w:b w:val="0"/>
+                <w:sz w:val="24"/>
+              </w:rPr>
               <w:t>Scratch: A block coding tool for making programs and games</w:t>
-              <w:br/>
+            </w:r>
+          </w:p>
+          <w:p>
+            <w:pPr>
+              <w:spacing w:before="0" w:after="0" w:line="276" w:lineRule="auto"/>
+            </w:pPr>
+            <w:r>
+              <w:rPr>
+                <w:rFonts w:ascii="Arial" w:hAnsi="Arial" w:eastAsia="Arial"/>
+                <w:b w:val="0"/>
+                <w:sz w:val="24"/>
+              </w:rPr>
               <w:t>source: Where information or media comes from</w:t>
-              <w:br/>
+            </w:r>
+          </w:p>
+          <w:p>
+            <w:pPr>
+              <w:spacing w:before="0" w:after="0" w:line="276" w:lineRule="auto"/>
+            </w:pPr>
+            <w:r>
+              <w:rPr>
+                <w:rFonts w:ascii="Arial" w:hAnsi="Arial" w:eastAsia="Arial"/>
+                <w:b w:val="0"/>
+                <w:sz w:val="24"/>
+              </w:rPr>
               <w:t>microbit: A small computer board used for coding projects</w:t>
-              <w:br/>
+            </w:r>
+          </w:p>
+          <w:p>
+            <w:pPr>
+              <w:spacing w:before="0" w:after="0" w:line="276" w:lineRule="auto"/>
+            </w:pPr>
+            <w:r>
+              <w:rPr>
+                <w:rFonts w:ascii="Arial" w:hAnsi="Arial" w:eastAsia="Arial"/>
+                <w:b w:val="0"/>
+                <w:sz w:val="24"/>
+              </w:rPr>
               <w:t>Read the Mandrake project rubric. Highlight criteria for purpose, how it works, code and logic, challenges, results, punctuality, and responsibility.</w:t>
-              <w:br/>
-              <w:br/>
-              <w:t>While activities</w:t>
-              <w:br/>
-              <w:t>Discuss project-readiness examples for preparation, organization, effort, safe equipment use, receiving feedback, and improving work before the graded reflection.</w:t>
-              <w:br/>
-              <w:br/>
-              <w:t>Post activities</w:t>
-              <w:br/>
+            </w:r>
+          </w:p>
+          <w:p>
+            <w:pPr>
+              <w:spacing w:before="0" w:after="0" w:line="276" w:lineRule="auto"/>
+            </w:pPr>
+            <w:r>
+              <w:rPr>
+                <w:rFonts w:ascii="Arial" w:hAnsi="Arial" w:eastAsia="Arial"/>
+                <w:b/>
+                <w:sz w:val="24"/>
+              </w:rPr>
+              <w:t>While activities:</w:t>
+            </w:r>
+          </w:p>
+          <w:p>
+            <w:pPr>
+              <w:spacing w:before="0" w:after="0" w:line="276" w:lineRule="auto"/>
+            </w:pPr>
+            <w:r>
+              <w:rPr>
+                <w:rFonts w:ascii="Arial" w:hAnsi="Arial" w:eastAsia="Arial"/>
+                <w:b w:val="0"/>
+                <w:sz w:val="24"/>
+              </w:rPr>
+              <w:t>Discuss project-readiness examples for preparation, organization, effort, safe equipment use, receiving feedback, and improving work.</w:t>
+            </w:r>
+          </w:p>
+          <w:p>
+            <w:pPr>
+              <w:spacing w:before="0" w:after="0" w:line="276" w:lineRule="auto"/>
+            </w:pPr>
+            <w:r>
+              <w:rPr>
+                <w:rFonts w:ascii="Arial" w:hAnsi="Arial" w:eastAsia="Arial"/>
+                <w:b w:val="0"/>
+                <w:sz w:val="24"/>
+              </w:rPr>
+              <w:t>Use the discussion to prepare for the exam project, not as a new appreciation grade.</w:t>
+            </w:r>
+          </w:p>
+          <w:p>
+            <w:pPr>
+              <w:spacing w:before="0" w:after="0" w:line="276" w:lineRule="auto"/>
+            </w:pPr>
+            <w:r>
+              <w:rPr>
+                <w:rFonts w:ascii="Arial" w:hAnsi="Arial" w:eastAsia="Arial"/>
+                <w:b/>
+                <w:sz w:val="24"/>
+              </w:rPr>
+              <w:t>Post activities:</w:t>
+            </w:r>
+          </w:p>
+          <w:p>
+            <w:pPr>
+              <w:spacing w:before="0" w:after="0" w:line="276" w:lineRule="auto"/>
+            </w:pPr>
+            <w:r>
+              <w:rPr>
+                <w:rFonts w:ascii="Arial" w:hAnsi="Arial" w:eastAsia="Arial"/>
+                <w:b w:val="0"/>
+                <w:sz w:val="24"/>
+              </w:rPr>
               <w:t>Write one personal goal for the exam project.</w:t>
             </w:r>
           </w:p>
@@ -522,33 +1461,215 @@
               <w:bottom w:val="single" w:sz="4" w:space="0" w:color="auto"/>
               <w:right w:val="single" w:sz="4" w:space="0" w:color="auto"/>
             </w:tcBorders>
+            <w:vAlign w:val="top"/>
+            <w:tcMar>
+              <w:top w:w="90" w:type="dxa"/>
+              <w:start w:w="90" w:type="dxa"/>
+              <w:bottom w:w="90" w:type="dxa"/>
+              <w:end w:w="90" w:type="dxa"/>
+            </w:tcMar>
           </w:tcPr>
           <w:p>
-            <w:r>
-              <w:t>Topic:</w:t>
-              <w:br/>
+            <w:pPr>
+              <w:spacing w:before="0" w:after="0" w:line="276" w:lineRule="auto"/>
+            </w:pPr>
+            <w:r>
+              <w:rPr>
+                <w:rFonts w:ascii="Arial" w:hAnsi="Arial" w:eastAsia="Arial"/>
+                <w:b/>
+                <w:sz w:val="24"/>
+              </w:rPr>
+              <w:t xml:space="preserve">Topic: </w:t>
+            </w:r>
+            <w:r>
+              <w:rPr>
+                <w:rFonts w:ascii="Arial" w:hAnsi="Arial" w:eastAsia="Arial"/>
+                <w:b w:val="0"/>
+                <w:sz w:val="24"/>
+              </w:rPr>
               <w:t>Make-up, review, and project setup</w:t>
-              <w:br/>
-              <w:br/>
-              <w:t>Pre-activities</w:t>
-              <w:br/>
+            </w:r>
+          </w:p>
+          <w:p>
+            <w:pPr>
+              <w:spacing w:before="0" w:after="0" w:line="276" w:lineRule="auto"/>
+            </w:pPr>
+            <w:r>
+              <w:rPr>
+                <w:rFonts w:ascii="Arial" w:hAnsi="Arial" w:eastAsia="Arial"/>
+                <w:sz w:val="24"/>
+                <w:b/>
+                <w:bCs/>
+              </w:rPr>
+              <w:t>Class Objective:</w:t>
+            </w:r>
+          </w:p>
+          <w:p>
+            <w:pPr>
+              <w:spacing w:before="0" w:after="0" w:line="276" w:lineRule="auto"/>
+            </w:pPr>
+            <w:r>
+              <w:rPr>
+                <w:rFonts w:ascii="Arial" w:hAnsi="Arial" w:eastAsia="Arial"/>
+                <w:sz w:val="24"/>
+              </w:rPr>
+              <w:t>Complete a 10-question quiz-style review on spreadsheet, Scratch, source credibility, and micro:bit vocabulary.</w:t>
+            </w:r>
+          </w:p>
+          <w:p>
+            <w:pPr>
+              <w:spacing w:before="0" w:after="0" w:line="276" w:lineRule="auto"/>
+            </w:pPr>
+            <w:r>
+              <w:rPr>
+                <w:rFonts w:ascii="Arial" w:hAnsi="Arial" w:eastAsia="Arial"/>
+                <w:b/>
+                <w:sz w:val="24"/>
+              </w:rPr>
+              <w:t>Pre-activities:</w:t>
+            </w:r>
+          </w:p>
+          <w:p>
+            <w:pPr>
+              <w:spacing w:before="0" w:after="0" w:line="276" w:lineRule="auto"/>
+            </w:pPr>
+            <w:r>
+              <w:rPr>
+                <w:rFonts w:ascii="Arial" w:hAnsi="Arial" w:eastAsia="Arial"/>
+                <w:b w:val="0"/>
+                <w:sz w:val="24"/>
+              </w:rPr>
               <w:t>Review Week 9 practice vocabulary (part 2).</w:t>
-              <w:br/>
+            </w:r>
+          </w:p>
+          <w:p>
+            <w:pPr>
+              <w:spacing w:before="0" w:after="0" w:line="276" w:lineRule="auto"/>
+            </w:pPr>
+            <w:r>
+              <w:rPr>
+                <w:rFonts w:ascii="Arial" w:hAnsi="Arial" w:eastAsia="Arial"/>
+                <w:b w:val="0"/>
+                <w:sz w:val="24"/>
+              </w:rPr>
               <w:t>sensor: A part that detects information from the environment</w:t>
-              <w:br/>
+            </w:r>
+          </w:p>
+          <w:p>
+            <w:pPr>
+              <w:spacing w:before="0" w:after="0" w:line="276" w:lineRule="auto"/>
+            </w:pPr>
+            <w:r>
+              <w:rPr>
+                <w:rFonts w:ascii="Arial" w:hAnsi="Arial" w:eastAsia="Arial"/>
+                <w:b w:val="0"/>
+                <w:sz w:val="24"/>
+              </w:rPr>
               <w:t>threshold: A limit where an action changes</w:t>
-              <w:br/>
+            </w:r>
+          </w:p>
+          <w:p>
+            <w:pPr>
+              <w:spacing w:before="0" w:after="0" w:line="276" w:lineRule="auto"/>
+            </w:pPr>
+            <w:r>
+              <w:rPr>
+                <w:rFonts w:ascii="Arial" w:hAnsi="Arial" w:eastAsia="Arial"/>
+                <w:b w:val="0"/>
+                <w:sz w:val="24"/>
+              </w:rPr>
               <w:t>signal: A sign or message sent to show information</w:t>
-              <w:br/>
-              <w:br/>
-              <w:t>While activities</w:t>
-              <w:br/>
-              <w:t>Complete Appreciation Grade #2: Complete a project-readiness self-reflection about preparation, organization, effort, safe equipment use, receiving feedback, and improving work. Then complete a 10-question quiz-style review on spreadsheet, Scratch, source credibility, and micro:bit vocabulary. Set up project files, equipment list, and presentation outline for the Mandrake Detection System.</w:t>
-              <w:br/>
-              <w:br/>
-              <w:t>Post activities</w:t>
-              <w:br/>
-              <w:t>Submit the setup notes. Identify the first build task for week 10.</w:t>
+            </w:r>
+          </w:p>
+          <w:p>
+            <w:pPr>
+              <w:spacing w:before="0" w:after="0" w:line="276" w:lineRule="auto"/>
+            </w:pPr>
+            <w:r>
+              <w:rPr>
+                <w:rFonts w:ascii="Arial" w:hAnsi="Arial" w:eastAsia="Arial"/>
+                <w:b/>
+                <w:sz w:val="24"/>
+              </w:rPr>
+              <w:t>While activities:</w:t>
+            </w:r>
+          </w:p>
+          <w:p>
+            <w:pPr>
+              <w:spacing w:before="0" w:after="0" w:line="276" w:lineRule="auto"/>
+            </w:pPr>
+            <w:r>
+              <w:rPr>
+                <w:rFonts w:ascii="Arial" w:hAnsi="Arial" w:eastAsia="Arial"/>
+                <w:b w:val="0"/>
+                <w:sz w:val="24"/>
+              </w:rPr>
+              <w:t>Complete a 10-question quiz-style review on spreadsheet, Scratch, source credibility, and micro:bit vocabulary.</w:t>
+            </w:r>
+          </w:p>
+          <w:p>
+            <w:pPr>
+              <w:spacing w:before="0" w:after="0" w:line="276" w:lineRule="auto"/>
+            </w:pPr>
+            <w:r>
+              <w:rPr>
+                <w:rFonts w:ascii="Arial" w:hAnsi="Arial" w:eastAsia="Arial"/>
+                <w:b w:val="0"/>
+                <w:sz w:val="24"/>
+              </w:rPr>
+              <w:t>Set up project files, equipment list, and presentation outline for the Mandrake Detection System.</w:t>
+            </w:r>
+          </w:p>
+          <w:p>
+            <w:pPr>
+              <w:spacing w:before="0" w:after="0" w:line="276" w:lineRule="auto"/>
+            </w:pPr>
+            <w:r>
+              <w:rPr>
+                <w:rFonts w:ascii="Arial" w:hAnsi="Arial" w:eastAsia="Arial"/>
+                <w:b w:val="0"/>
+                <w:sz w:val="24"/>
+              </w:rPr>
+              <w:t>Use remaining time for make-up submissions or project preparation.</w:t>
+            </w:r>
+          </w:p>
+          <w:p>
+            <w:pPr>
+              <w:spacing w:before="0" w:after="0" w:line="276" w:lineRule="auto"/>
+            </w:pPr>
+            <w:r>
+              <w:rPr>
+                <w:rFonts w:ascii="Arial" w:hAnsi="Arial" w:eastAsia="Arial"/>
+                <w:b/>
+                <w:sz w:val="24"/>
+              </w:rPr>
+              <w:t>Post activities:</w:t>
+            </w:r>
+          </w:p>
+          <w:p>
+            <w:pPr>
+              <w:spacing w:before="0" w:after="0" w:line="276" w:lineRule="auto"/>
+            </w:pPr>
+            <w:r>
+              <w:rPr>
+                <w:rFonts w:ascii="Arial" w:hAnsi="Arial" w:eastAsia="Arial"/>
+                <w:b w:val="0"/>
+                <w:sz w:val="24"/>
+              </w:rPr>
+              <w:t>Submit the setup notes.</w:t>
+            </w:r>
+          </w:p>
+          <w:p>
+            <w:pPr>
+              <w:spacing w:before="0" w:after="0" w:line="276" w:lineRule="auto"/>
+            </w:pPr>
+            <w:r>
+              <w:rPr>
+                <w:rFonts w:ascii="Arial" w:hAnsi="Arial" w:eastAsia="Arial"/>
+                <w:b w:val="0"/>
+                <w:sz w:val="24"/>
+              </w:rPr>
+              <w:t>Identify the first build task for week 10.</w:t>
             </w:r>
           </w:p>
         </w:tc>
@@ -563,10 +1684,32 @@
               <w:bottom w:val="single" w:sz="4" w:space="0" w:color="auto"/>
               <w:right w:val="single" w:sz="4" w:space="0" w:color="auto"/>
             </w:tcBorders>
+            <w:vAlign w:val="top"/>
           </w:tcPr>
           <w:p>
-            <w:r>
-              <w:t>Resources: Pen, pencil, technology notebook, student's email and password, Canva access, Scratch access, starter files when needed, Google Sheets or Excel, prepared data files, micro:bit or simulator, USB cables, ultrasonic sensor, speaker or computer sound output, project rubric, checklist or worksheet, project planning sheet, projector.</w:t>
+            <w:pPr>
+              <w:spacing w:line="360" w:lineRule="auto" w:before="0" w:after="0"/>
+            </w:pPr>
+            <w:r/>
+            <w:r>
+              <w:rPr>
+                <w:rFonts w:ascii="Arial" w:hAnsi="Arial" w:eastAsia="Arial" w:cs="Arial"/>
+                <w:b/>
+                <w:i w:val="0"/>
+                <w:sz w:val="24"/>
+                <w:u w:val="none"/>
+              </w:rPr>
+              <w:t xml:space="preserve">Resources: </w:t>
+            </w:r>
+            <w:r>
+              <w:rPr>
+                <w:rFonts w:ascii="Arial" w:hAnsi="Arial" w:eastAsia="Arial" w:cs="Arial"/>
+                <w:b w:val="0"/>
+                <w:i w:val="0"/>
+                <w:sz w:val="24"/>
+                <w:u w:val="none"/>
+              </w:rPr>
+              <w:t>Pen, pencil, technology notebook, student's computer, email and password</w:t>
             </w:r>
           </w:p>
         </w:tc>
@@ -579,10 +1722,32 @@
               <w:bottom w:val="single" w:sz="4" w:space="0" w:color="auto"/>
               <w:right w:val="single" w:sz="4" w:space="0" w:color="auto"/>
             </w:tcBorders>
+            <w:vAlign w:val="top"/>
           </w:tcPr>
           <w:p>
-            <w:r>
-              <w:t>Resources: Pen, pencil, technology notebook, student's email and password, Canva access, Scratch access, starter files when needed, Google Sheets or Excel, prepared data files, micro:bit or simulator, USB cables, ultrasonic sensor, speaker or computer sound output, project rubric, checklist or worksheet, project planning sheet, projector.</w:t>
+            <w:pPr>
+              <w:spacing w:line="360" w:lineRule="auto" w:before="0" w:after="0"/>
+            </w:pPr>
+            <w:r/>
+            <w:r>
+              <w:rPr>
+                <w:rFonts w:ascii="Arial" w:hAnsi="Arial" w:eastAsia="Arial" w:cs="Arial"/>
+                <w:b/>
+                <w:i w:val="0"/>
+                <w:sz w:val="24"/>
+                <w:u w:val="none"/>
+              </w:rPr>
+              <w:t xml:space="preserve">Resources: </w:t>
+            </w:r>
+            <w:r>
+              <w:rPr>
+                <w:rFonts w:ascii="Arial" w:hAnsi="Arial" w:eastAsia="Arial" w:cs="Arial"/>
+                <w:b w:val="0"/>
+                <w:i w:val="0"/>
+                <w:sz w:val="24"/>
+                <w:u w:val="none"/>
+              </w:rPr>
+              <w:t>Pen, pencil, technology notebook, student's computer, email and password</w:t>
             </w:r>
           </w:p>
         </w:tc>
@@ -598,9 +1763,30 @@
               <w:right w:val="single" w:sz="4" w:space="0" w:color="auto"/>
             </w:tcBorders>
             <w:shd w:val="clear" w:color="auto" w:fill="A8D08D"/>
+            <w:vAlign w:val="top"/>
           </w:tcPr>
           <w:p>
-            <w:r>
+            <w:pPr>
+              <w:jc w:val="center"/>
+              <w:spacing w:line="360" w:lineRule="auto" w:before="0" w:after="0"/>
+            </w:pPr>
+            <w:r>
+              <w:rPr>
+                <w:rFonts w:ascii="Arial" w:hAnsi="Arial" w:eastAsia="Arial" w:cs="Arial"/>
+                <w:b/>
+                <w:i w:val="0"/>
+                <w:sz w:val="24"/>
+                <w:u w:val="none"/>
+              </w:rPr>
+            </w:r>
+            <w:r>
+              <w:rPr>
+                <w:rFonts w:ascii="Arial" w:hAnsi="Arial" w:eastAsia="Arial" w:cs="Arial"/>
+                <w:b/>
+                <w:i w:val="0"/>
+                <w:sz w:val="24"/>
+                <w:u w:val="none"/>
+              </w:rPr>
               <w:t>7A, 7B day – 45min – November - Week 10</w:t>
             </w:r>
           </w:p>
@@ -615,9 +1801,30 @@
               <w:right w:val="single" w:sz="4" w:space="0" w:color="auto"/>
             </w:tcBorders>
             <w:shd w:val="clear" w:color="auto" w:fill="A8D08D"/>
+            <w:vAlign w:val="top"/>
           </w:tcPr>
           <w:p>
-            <w:r>
+            <w:pPr>
+              <w:jc w:val="center"/>
+              <w:spacing w:line="360" w:lineRule="auto" w:before="0" w:after="0"/>
+            </w:pPr>
+            <w:r>
+              <w:rPr>
+                <w:rFonts w:ascii="Arial" w:hAnsi="Arial" w:eastAsia="Arial" w:cs="Arial"/>
+                <w:b/>
+                <w:i w:val="0"/>
+                <w:sz w:val="24"/>
+                <w:u w:val="none"/>
+              </w:rPr>
+            </w:r>
+            <w:r>
+              <w:rPr>
+                <w:rFonts w:ascii="Arial" w:hAnsi="Arial" w:eastAsia="Arial" w:cs="Arial"/>
+                <w:b/>
+                <w:i w:val="0"/>
+                <w:sz w:val="24"/>
+                <w:u w:val="none"/>
+              </w:rPr>
               <w:t>7A, 7B day – 90 min – November - Week 10</w:t>
             </w:r>
           </w:p>
@@ -633,33 +1840,211 @@
               <w:bottom w:val="single" w:sz="4" w:space="0" w:color="auto"/>
               <w:right w:val="single" w:sz="4" w:space="0" w:color="auto"/>
             </w:tcBorders>
+            <w:vAlign w:val="top"/>
           </w:tcPr>
           <w:p>
-            <w:r>
-              <w:t>Topic:</w:t>
-              <w:br/>
+            <w:pPr>
+              <w:spacing w:line="360" w:lineRule="auto" w:before="0" w:after="0"/>
+            </w:pPr>
+            <w:r>
+              <w:rPr>
+                <w:rFonts w:ascii="Arial" w:hAnsi="Arial" w:eastAsia="Arial" w:cs="Arial"/>
+                <w:b/>
+                <w:i w:val="0"/>
+                <w:sz w:val="24"/>
+                <w:u w:val="none"/>
+              </w:rPr>
+              <w:t xml:space="preserve">Topic: </w:t>
+            </w:r>
+            <w:r>
+              <w:rPr>
+                <w:rFonts w:ascii="Arial" w:hAnsi="Arial" w:eastAsia="Arial" w:cs="Arial"/>
+                <w:b w:val="0"/>
+                <w:i w:val="0"/>
+                <w:sz w:val="24"/>
+                <w:u w:val="none"/>
+              </w:rPr>
               <w:t>Begin Exam Project: Mandrake Detection System</w:t>
-              <w:br/>
-              <w:br/>
-              <w:t>Pre-activities</w:t>
-              <w:br/>
+            </w:r>
+          </w:p>
+          <w:p>
+            <w:pPr>
+              <w:spacing w:line="360" w:lineRule="auto" w:before="0" w:after="0"/>
+            </w:pPr>
+            <w:r>
+              <w:rPr>
+                <w:rFonts w:ascii="Arial" w:hAnsi="Arial" w:eastAsia="Arial" w:cs="Arial"/>
+                <w:i w:val="0"/>
+                <w:sz w:val="24"/>
+                <w:u w:val="none"/>
+                <w:b/>
+                <w:bCs/>
+              </w:rPr>
+              <w:t>Class Objective:</w:t>
+            </w:r>
+          </w:p>
+          <w:p>
+            <w:pPr>
+              <w:spacing w:line="360" w:lineRule="auto" w:before="0" w:after="0"/>
+            </w:pPr>
+            <w:r>
+              <w:rPr>
+                <w:rFonts w:ascii="Arial" w:hAnsi="Arial" w:eastAsia="Arial" w:cs="Arial"/>
+                <w:i w:val="0"/>
+                <w:sz w:val="24"/>
+                <w:u w:val="none"/>
+              </w:rPr>
+              <w:t>Create the Mandrake Detection System project plan with purpose, parts, diagram, and first test idea.</w:t>
+            </w:r>
+          </w:p>
+          <w:p>
+            <w:pPr>
+              <w:spacing w:line="360" w:lineRule="auto" w:before="0" w:after="0"/>
+            </w:pPr>
+            <w:r>
+              <w:rPr>
+                <w:rFonts w:ascii="Arial" w:hAnsi="Arial" w:eastAsia="Arial" w:cs="Arial"/>
+                <w:b/>
+                <w:i w:val="0"/>
+                <w:sz w:val="24"/>
+                <w:u w:val="none"/>
+              </w:rPr>
+              <w:t>Pre-activities:</w:t>
+            </w:r>
+          </w:p>
+          <w:p>
+            <w:pPr>
+              <w:spacing w:line="360" w:lineRule="auto" w:before="0" w:after="0"/>
+            </w:pPr>
+            <w:r>
+              <w:rPr>
+                <w:rFonts w:ascii="Arial" w:hAnsi="Arial" w:eastAsia="Arial" w:cs="Arial"/>
+                <w:b w:val="0"/>
+                <w:i w:val="0"/>
+                <w:sz w:val="24"/>
+                <w:u w:val="none"/>
+              </w:rPr>
               <w:t>Review the project goal: detect when the Mandrake is removed from the pot and trigger a scream sound using micro:bit, ultrasonic sensor, and signal/output logic.</w:t>
-              <w:br/>
-              <w:br/>
-              <w:t>While activities</w:t>
-              <w:br/>
+            </w:r>
+          </w:p>
+          <w:p>
+            <w:pPr>
+              <w:spacing w:line="360" w:lineRule="auto" w:before="0" w:after="0"/>
+            </w:pPr>
+            <w:r>
+              <w:rPr>
+                <w:rFonts w:ascii="Arial" w:hAnsi="Arial" w:eastAsia="Arial" w:cs="Arial"/>
+                <w:b/>
+                <w:i w:val="0"/>
+                <w:sz w:val="24"/>
+                <w:u w:val="none"/>
+              </w:rPr>
+              <w:t>While activities:</w:t>
+            </w:r>
+          </w:p>
+          <w:p>
+            <w:pPr>
+              <w:spacing w:line="360" w:lineRule="auto" w:before="0" w:after="0"/>
+            </w:pPr>
+            <w:r>
+              <w:rPr>
+                <w:rFonts w:ascii="Arial" w:hAnsi="Arial" w:eastAsia="Arial" w:cs="Arial"/>
+                <w:b w:val="0"/>
+                <w:i w:val="0"/>
+                <w:sz w:val="24"/>
+                <w:u w:val="none"/>
+              </w:rPr>
               <w:t>Review Week 10 practice vocabulary (part 1).</w:t>
-              <w:br/>
+            </w:r>
+          </w:p>
+          <w:p>
+            <w:pPr>
+              <w:spacing w:line="360" w:lineRule="auto" w:before="0" w:after="0"/>
+            </w:pPr>
+            <w:r>
+              <w:rPr>
+                <w:rFonts w:ascii="Arial" w:hAnsi="Arial" w:eastAsia="Arial" w:cs="Arial"/>
+                <w:b w:val="0"/>
+                <w:i w:val="0"/>
+                <w:sz w:val="24"/>
+                <w:u w:val="none"/>
+              </w:rPr>
               <w:t>purpose: The reason something is made</w:t>
-              <w:br/>
+            </w:r>
+          </w:p>
+          <w:p>
+            <w:pPr>
+              <w:spacing w:line="360" w:lineRule="auto" w:before="0" w:after="0"/>
+            </w:pPr>
+            <w:r>
+              <w:rPr>
+                <w:rFonts w:ascii="Arial" w:hAnsi="Arial" w:eastAsia="Arial" w:cs="Arial"/>
+                <w:b w:val="0"/>
+                <w:i w:val="0"/>
+                <w:sz w:val="24"/>
+                <w:u w:val="none"/>
+              </w:rPr>
               <w:t>parts: Pieces that make up a system or object</w:t>
-              <w:br/>
+            </w:r>
+          </w:p>
+          <w:p>
+            <w:pPr>
+              <w:spacing w:line="360" w:lineRule="auto" w:before="0" w:after="0"/>
+            </w:pPr>
+            <w:r>
+              <w:rPr>
+                <w:rFonts w:ascii="Arial" w:hAnsi="Arial" w:eastAsia="Arial" w:cs="Arial"/>
+                <w:b w:val="0"/>
+                <w:i w:val="0"/>
+                <w:sz w:val="24"/>
+                <w:u w:val="none"/>
+              </w:rPr>
               <w:t>diagram: A simple drawing that shows parts or ideas</w:t>
-              <w:br/>
-              <w:br/>
-              <w:t>Post activities</w:t>
-              <w:br/>
-              <w:t>Submit the project plan. List the first test to run next class.</w:t>
+            </w:r>
+          </w:p>
+          <w:p>
+            <w:pPr>
+              <w:spacing w:line="360" w:lineRule="auto" w:before="0" w:after="0"/>
+            </w:pPr>
+            <w:r>
+              <w:rPr>
+                <w:rFonts w:ascii="Arial" w:hAnsi="Arial" w:eastAsia="Arial" w:cs="Arial"/>
+                <w:b/>
+                <w:i w:val="0"/>
+                <w:sz w:val="24"/>
+                <w:u w:val="none"/>
+              </w:rPr>
+              <w:t>Post activities:</w:t>
+            </w:r>
+          </w:p>
+          <w:p>
+            <w:pPr>
+              <w:spacing w:line="360" w:lineRule="auto" w:before="0" w:after="0"/>
+            </w:pPr>
+            <w:r>
+              <w:rPr>
+                <w:rFonts w:ascii="Arial" w:hAnsi="Arial" w:eastAsia="Arial" w:cs="Arial"/>
+                <w:b w:val="0"/>
+                <w:i w:val="0"/>
+                <w:sz w:val="24"/>
+                <w:u w:val="none"/>
+              </w:rPr>
+              <w:t>Submit the project plan.</w:t>
+            </w:r>
+          </w:p>
+          <w:p>
+            <w:pPr>
+              <w:spacing w:line="360" w:lineRule="auto" w:before="0" w:after="0"/>
+            </w:pPr>
+            <w:r>
+              <w:rPr>
+                <w:rFonts w:ascii="Arial" w:hAnsi="Arial" w:eastAsia="Arial" w:cs="Arial"/>
+                <w:b w:val="0"/>
+                <w:i w:val="0"/>
+                <w:sz w:val="24"/>
+                <w:u w:val="none"/>
+              </w:rPr>
+              <w:t>List the first test to run next class.</w:t>
             </w:r>
           </w:p>
         </w:tc>
@@ -672,35 +2057,227 @@
               <w:bottom w:val="single" w:sz="4" w:space="0" w:color="auto"/>
               <w:right w:val="single" w:sz="4" w:space="0" w:color="auto"/>
             </w:tcBorders>
+            <w:vAlign w:val="top"/>
           </w:tcPr>
           <w:p>
-            <w:r>
-              <w:t>Topic:</w:t>
-              <w:br/>
+            <w:pPr>
+              <w:spacing w:line="360" w:lineRule="auto" w:before="0" w:after="0"/>
+            </w:pPr>
+            <w:r>
+              <w:rPr>
+                <w:rFonts w:ascii="Arial" w:hAnsi="Arial" w:eastAsia="Arial" w:cs="Arial"/>
+                <w:b/>
+                <w:i w:val="0"/>
+                <w:sz w:val="24"/>
+                <w:u w:val="none"/>
+              </w:rPr>
+              <w:t xml:space="preserve">Topic: </w:t>
+            </w:r>
+            <w:r>
+              <w:rPr>
+                <w:rFonts w:ascii="Arial" w:hAnsi="Arial" w:eastAsia="Arial" w:cs="Arial"/>
+                <w:b w:val="0"/>
+                <w:i w:val="0"/>
+                <w:sz w:val="24"/>
+                <w:u w:val="none"/>
+              </w:rPr>
               <w:t>Build and test the sensor logic</w:t>
-              <w:br/>
-              <w:br/>
-              <w:t>Pre-activities</w:t>
-              <w:br/>
+            </w:r>
+          </w:p>
+          <w:p>
+            <w:pPr>
+              <w:spacing w:line="360" w:lineRule="auto" w:before="0" w:after="0"/>
+            </w:pPr>
+            <w:r>
+              <w:rPr>
+                <w:rFonts w:ascii="Arial" w:hAnsi="Arial" w:eastAsia="Arial" w:cs="Arial"/>
+                <w:i w:val="0"/>
+                <w:sz w:val="24"/>
+                <w:u w:val="none"/>
+                <w:b/>
+                <w:bCs/>
+              </w:rPr>
+              <w:t>Class Objective:</w:t>
+            </w:r>
+          </w:p>
+          <w:p>
+            <w:pPr>
+              <w:spacing w:line="360" w:lineRule="auto" w:before="0" w:after="0"/>
+            </w:pPr>
+            <w:r>
+              <w:rPr>
+                <w:rFonts w:ascii="Arial" w:hAnsi="Arial" w:eastAsia="Arial" w:cs="Arial"/>
+                <w:i w:val="0"/>
+                <w:sz w:val="24"/>
+                <w:u w:val="none"/>
+              </w:rPr>
+              <w:t>Build the micro:bit sensor logic with classroom equipment when available, test distance readings, adjust the threshold, and document results in a test table.</w:t>
+            </w:r>
+          </w:p>
+          <w:p>
+            <w:pPr>
+              <w:spacing w:line="360" w:lineRule="auto" w:before="0" w:after="0"/>
+            </w:pPr>
+            <w:r>
+              <w:rPr>
+                <w:rFonts w:ascii="Arial" w:hAnsi="Arial" w:eastAsia="Arial" w:cs="Arial"/>
+                <w:b/>
+                <w:i w:val="0"/>
+                <w:sz w:val="24"/>
+                <w:u w:val="none"/>
+              </w:rPr>
+              <w:t>Pre-activities:</w:t>
+            </w:r>
+          </w:p>
+          <w:p>
+            <w:pPr>
+              <w:spacing w:line="360" w:lineRule="auto" w:before="0" w:after="0"/>
+            </w:pPr>
+            <w:r>
+              <w:rPr>
+                <w:rFonts w:ascii="Arial" w:hAnsi="Arial" w:eastAsia="Arial" w:cs="Arial"/>
+                <w:b w:val="0"/>
+                <w:i w:val="0"/>
+                <w:sz w:val="24"/>
+                <w:u w:val="none"/>
+              </w:rPr>
               <w:t>Review Week 10 practice vocabulary (part 2).</w:t>
-              <w:br/>
+            </w:r>
+          </w:p>
+          <w:p>
+            <w:pPr>
+              <w:spacing w:line="360" w:lineRule="auto" w:before="0" w:after="0"/>
+            </w:pPr>
+            <w:r>
+              <w:rPr>
+                <w:rFonts w:ascii="Arial" w:hAnsi="Arial" w:eastAsia="Arial" w:cs="Arial"/>
+                <w:b w:val="0"/>
+                <w:i w:val="0"/>
+                <w:sz w:val="24"/>
+                <w:u w:val="none"/>
+              </w:rPr>
               <w:t>threshold rule: A rule that uses a limit to decide what happens</w:t>
-              <w:br/>
+            </w:r>
+          </w:p>
+          <w:p>
+            <w:pPr>
+              <w:spacing w:line="360" w:lineRule="auto" w:before="0" w:after="0"/>
+            </w:pPr>
+            <w:r>
+              <w:rPr>
+                <w:rFonts w:ascii="Arial" w:hAnsi="Arial" w:eastAsia="Arial" w:cs="Arial"/>
+                <w:b w:val="0"/>
+                <w:i w:val="0"/>
+                <w:sz w:val="24"/>
+                <w:u w:val="none"/>
+              </w:rPr>
               <w:t>code plan: A plan for the blocks or steps a program needs</w:t>
-              <w:br/>
+            </w:r>
+          </w:p>
+          <w:p>
+            <w:pPr>
+              <w:spacing w:line="360" w:lineRule="auto" w:before="0" w:after="0"/>
+            </w:pPr>
+            <w:r>
+              <w:rPr>
+                <w:rFonts w:ascii="Arial" w:hAnsi="Arial" w:eastAsia="Arial" w:cs="Arial"/>
+                <w:b w:val="0"/>
+                <w:i w:val="0"/>
+                <w:sz w:val="24"/>
+                <w:u w:val="none"/>
+              </w:rPr>
               <w:t>test plan: A plan for how to check if something works</w:t>
-              <w:br/>
+            </w:r>
+          </w:p>
+          <w:p>
+            <w:pPr>
+              <w:spacing w:line="360" w:lineRule="auto" w:before="0" w:after="0"/>
+            </w:pPr>
+            <w:r>
+              <w:rPr>
+                <w:rFonts w:ascii="Arial" w:hAnsi="Arial" w:eastAsia="Arial" w:cs="Arial"/>
+                <w:b w:val="0"/>
+                <w:i w:val="0"/>
+                <w:sz w:val="24"/>
+                <w:u w:val="none"/>
+              </w:rPr>
               <w:t>Review how sensor input, threshold condition, Bluetooth signal, and sound output connect. Predict the result for three distance values.</w:t>
-              <w:br/>
-              <w:br/>
-              <w:t>While activities</w:t>
-              <w:br/>
+            </w:r>
+          </w:p>
+          <w:p>
+            <w:pPr>
+              <w:spacing w:line="360" w:lineRule="auto" w:before="0" w:after="0"/>
+            </w:pPr>
+            <w:r>
+              <w:rPr>
+                <w:rFonts w:ascii="Arial" w:hAnsi="Arial" w:eastAsia="Arial" w:cs="Arial"/>
+                <w:b/>
+                <w:i w:val="0"/>
+                <w:sz w:val="24"/>
+                <w:u w:val="none"/>
+              </w:rPr>
+              <w:t>While activities:</w:t>
+            </w:r>
+          </w:p>
+          <w:p>
+            <w:pPr>
+              <w:spacing w:line="360" w:lineRule="auto" w:before="0" w:after="0"/>
+            </w:pPr>
+            <w:r>
+              <w:rPr>
+                <w:rFonts w:ascii="Arial" w:hAnsi="Arial" w:eastAsia="Arial" w:cs="Arial"/>
+                <w:b w:val="0"/>
+                <w:i w:val="0"/>
+                <w:sz w:val="24"/>
+                <w:highlight w:val="yellow"/>
+                <w:u w:val="none"/>
+              </w:rPr>
               <w:t>Continue Exam Project: Build the micro:bit sensor logic with classroom equipment when available, test distance readings, adjust the threshold, and document results in a test table.</w:t>
-              <w:br/>
-              <w:br/>
-              <w:t>Post activities</w:t>
-              <w:br/>
-              <w:t>Record the best threshold so far. Write one problem found during testing.</w:t>
+            </w:r>
+          </w:p>
+          <w:p>
+            <w:pPr>
+              <w:spacing w:line="360" w:lineRule="auto" w:before="0" w:after="0"/>
+            </w:pPr>
+            <w:r>
+              <w:rPr>
+                <w:rFonts w:ascii="Arial" w:hAnsi="Arial" w:eastAsia="Arial" w:cs="Arial"/>
+                <w:b/>
+                <w:i w:val="0"/>
+                <w:sz w:val="24"/>
+                <w:u w:val="none"/>
+              </w:rPr>
+              <w:t>Post activities:</w:t>
+            </w:r>
+          </w:p>
+          <w:p>
+            <w:pPr>
+              <w:spacing w:line="360" w:lineRule="auto" w:before="0" w:after="0"/>
+            </w:pPr>
+            <w:r>
+              <w:rPr>
+                <w:rFonts w:ascii="Arial" w:hAnsi="Arial" w:eastAsia="Arial" w:cs="Arial"/>
+                <w:b w:val="0"/>
+                <w:i w:val="0"/>
+                <w:sz w:val="24"/>
+                <w:u w:val="none"/>
+              </w:rPr>
+              <w:t>Record the best threshold so far.</w:t>
+            </w:r>
+          </w:p>
+          <w:p>
+            <w:pPr>
+              <w:spacing w:line="360" w:lineRule="auto" w:before="0" w:after="0"/>
+            </w:pPr>
+            <w:r>
+              <w:rPr>
+                <w:rFonts w:ascii="Arial" w:hAnsi="Arial" w:eastAsia="Arial" w:cs="Arial"/>
+                <w:b w:val="0"/>
+                <w:i w:val="0"/>
+                <w:sz w:val="24"/>
+                <w:u w:val="none"/>
+              </w:rPr>
+              <w:t>Write one problem found during testing.</w:t>
             </w:r>
           </w:p>
         </w:tc>
@@ -718,10 +2295,32 @@
               <w:bottom w:val="single" w:sz="4" w:space="0" w:color="auto"/>
               <w:right w:val="single" w:sz="4" w:space="0" w:color="auto"/>
             </w:tcBorders>
+            <w:vAlign w:val="top"/>
           </w:tcPr>
           <w:p>
-            <w:r>
-              <w:t>Resources: Pen, pencil, technology notebook, student's email and password, Canva access, Scratch access, starter files when needed, Google Sheets or Excel, prepared data files, micro:bit or simulator, USB cables, ultrasonic sensor, speaker or computer sound output, project rubric, checklist or worksheet, project planning sheet, projector.</w:t>
+            <w:pPr>
+              <w:spacing w:line="360" w:lineRule="auto" w:before="0" w:after="0"/>
+            </w:pPr>
+            <w:r/>
+            <w:r>
+              <w:rPr>
+                <w:rFonts w:ascii="Arial" w:hAnsi="Arial" w:eastAsia="Arial" w:cs="Arial"/>
+                <w:b/>
+                <w:i w:val="0"/>
+                <w:sz w:val="24"/>
+                <w:u w:val="none"/>
+              </w:rPr>
+              <w:t xml:space="preserve">Resources: </w:t>
+            </w:r>
+            <w:r>
+              <w:rPr>
+                <w:rFonts w:ascii="Arial" w:hAnsi="Arial" w:eastAsia="Arial" w:cs="Arial"/>
+                <w:b w:val="0"/>
+                <w:i w:val="0"/>
+                <w:sz w:val="24"/>
+                <w:u w:val="none"/>
+              </w:rPr>
+              <w:t>Pen, pencil, technology notebook, student's computer, email and password</w:t>
             </w:r>
           </w:p>
         </w:tc>
@@ -734,10 +2333,32 @@
               <w:bottom w:val="single" w:sz="4" w:space="0" w:color="auto"/>
               <w:right w:val="single" w:sz="4" w:space="0" w:color="auto"/>
             </w:tcBorders>
+            <w:vAlign w:val="top"/>
           </w:tcPr>
           <w:p>
-            <w:r>
-              <w:t>Resources: Pen, pencil, technology notebook, student's email and password, Canva access, Scratch access, starter files when needed, Google Sheets or Excel, prepared data files, micro:bit or simulator, USB cables, ultrasonic sensor, speaker or computer sound output, project rubric, checklist or worksheet, project planning sheet, projector.</w:t>
+            <w:pPr>
+              <w:spacing w:line="360" w:lineRule="auto" w:before="0" w:after="0"/>
+            </w:pPr>
+            <w:r/>
+            <w:r>
+              <w:rPr>
+                <w:rFonts w:ascii="Arial" w:hAnsi="Arial" w:eastAsia="Arial" w:cs="Arial"/>
+                <w:b/>
+                <w:i w:val="0"/>
+                <w:sz w:val="24"/>
+                <w:u w:val="none"/>
+              </w:rPr>
+              <w:t xml:space="preserve">Resources: </w:t>
+            </w:r>
+            <w:r>
+              <w:rPr>
+                <w:rFonts w:ascii="Arial" w:hAnsi="Arial" w:eastAsia="Arial" w:cs="Arial"/>
+                <w:b w:val="0"/>
+                <w:i w:val="0"/>
+                <w:sz w:val="24"/>
+                <w:u w:val="none"/>
+              </w:rPr>
+              <w:t>Pen, pencil, technology notebook, student's computer, email and password</w:t>
             </w:r>
           </w:p>
         </w:tc>
@@ -753,9 +2374,30 @@
               <w:right w:val="single" w:sz="4" w:space="0" w:color="auto"/>
             </w:tcBorders>
             <w:shd w:val="clear" w:color="auto" w:fill="A8D08D"/>
+            <w:vAlign w:val="top"/>
           </w:tcPr>
           <w:p>
-            <w:r>
+            <w:pPr>
+              <w:jc w:val="center"/>
+              <w:spacing w:line="360" w:lineRule="auto" w:before="0" w:after="0"/>
+            </w:pPr>
+            <w:r>
+              <w:rPr>
+                <w:rFonts w:ascii="Arial" w:hAnsi="Arial" w:eastAsia="Arial" w:cs="Arial"/>
+                <w:b/>
+                <w:i w:val="0"/>
+                <w:sz w:val="24"/>
+                <w:u w:val="none"/>
+              </w:rPr>
+            </w:r>
+            <w:r>
+              <w:rPr>
+                <w:rFonts w:ascii="Arial" w:hAnsi="Arial" w:eastAsia="Arial" w:cs="Arial"/>
+                <w:b/>
+                <w:i w:val="0"/>
+                <w:sz w:val="24"/>
+                <w:u w:val="none"/>
+              </w:rPr>
               <w:t>7A, 7B day – 45min – November - Week 11</w:t>
             </w:r>
           </w:p>
@@ -770,9 +2412,30 @@
               <w:right w:val="single" w:sz="4" w:space="0" w:color="auto"/>
             </w:tcBorders>
             <w:shd w:val="clear" w:color="auto" w:fill="A8D08D"/>
+            <w:vAlign w:val="top"/>
           </w:tcPr>
           <w:p>
-            <w:r>
+            <w:pPr>
+              <w:jc w:val="center"/>
+              <w:spacing w:line="360" w:lineRule="auto" w:before="0" w:after="0"/>
+            </w:pPr>
+            <w:r>
+              <w:rPr>
+                <w:rFonts w:ascii="Arial" w:hAnsi="Arial" w:eastAsia="Arial" w:cs="Arial"/>
+                <w:b/>
+                <w:i w:val="0"/>
+                <w:sz w:val="24"/>
+                <w:u w:val="none"/>
+              </w:rPr>
+            </w:r>
+            <w:r>
+              <w:rPr>
+                <w:rFonts w:ascii="Arial" w:hAnsi="Arial" w:eastAsia="Arial" w:cs="Arial"/>
+                <w:b/>
+                <w:i w:val="0"/>
+                <w:sz w:val="24"/>
+                <w:u w:val="none"/>
+              </w:rPr>
               <w:t>7A, 7B day – 90 min – November - Week 11</w:t>
             </w:r>
           </w:p>
@@ -788,39 +2451,287 @@
               <w:bottom w:val="single" w:sz="4" w:space="0" w:color="auto"/>
               <w:right w:val="single" w:sz="4" w:space="0" w:color="auto"/>
             </w:tcBorders>
+            <w:vAlign w:val="top"/>
           </w:tcPr>
           <w:p>
-            <w:r>
-              <w:t>Topic:</w:t>
-              <w:br/>
+            <w:pPr>
+              <w:spacing w:line="360" w:lineRule="auto" w:before="0" w:after="0"/>
+            </w:pPr>
+            <w:r>
+              <w:rPr>
+                <w:rFonts w:ascii="Arial" w:hAnsi="Arial" w:eastAsia="Arial" w:cs="Arial"/>
+                <w:b/>
+                <w:i w:val="0"/>
+                <w:sz w:val="24"/>
+                <w:u w:val="none"/>
+              </w:rPr>
+              <w:t xml:space="preserve">Topic: </w:t>
+            </w:r>
+            <w:r>
+              <w:rPr>
+                <w:rFonts w:ascii="Arial" w:hAnsi="Arial" w:eastAsia="Arial" w:cs="Arial"/>
+                <w:b w:val="0"/>
+                <w:i w:val="0"/>
+                <w:sz w:val="24"/>
+                <w:u w:val="none"/>
+              </w:rPr>
               <w:t>Debugging and reliability</w:t>
-              <w:br/>
-              <w:br/>
-              <w:t>Pre-activities</w:t>
-              <w:br/>
+            </w:r>
+          </w:p>
+          <w:p>
+            <w:pPr>
+              <w:spacing w:line="360" w:lineRule="auto" w:before="0" w:after="0"/>
+            </w:pPr>
+            <w:r>
+              <w:rPr>
+                <w:rFonts w:ascii="Arial" w:hAnsi="Arial" w:eastAsia="Arial" w:cs="Arial"/>
+                <w:i w:val="0"/>
+                <w:sz w:val="24"/>
+                <w:u w:val="none"/>
+                <w:b/>
+                <w:bCs/>
+              </w:rPr>
+              <w:t>Class Objective:</w:t>
+            </w:r>
+          </w:p>
+          <w:p>
+            <w:pPr>
+              <w:spacing w:line="360" w:lineRule="auto" w:before="0" w:after="0"/>
+            </w:pPr>
+            <w:r>
+              <w:rPr>
+                <w:rFonts w:ascii="Arial" w:hAnsi="Arial" w:eastAsia="Arial" w:cs="Arial"/>
+                <w:i w:val="0"/>
+                <w:sz w:val="24"/>
+                <w:u w:val="none"/>
+              </w:rPr>
+              <w:t>Debug one reliability issue and retest the system.</w:t>
+            </w:r>
+          </w:p>
+          <w:p>
+            <w:pPr>
+              <w:spacing w:line="360" w:lineRule="auto" w:before="0" w:after="0"/>
+            </w:pPr>
+            <w:r>
+              <w:rPr>
+                <w:rFonts w:ascii="Arial" w:hAnsi="Arial" w:eastAsia="Arial" w:cs="Arial"/>
+                <w:b/>
+                <w:i w:val="0"/>
+                <w:sz w:val="24"/>
+                <w:u w:val="none"/>
+              </w:rPr>
+              <w:t>Pre-activities:</w:t>
+            </w:r>
+          </w:p>
+          <w:p>
+            <w:pPr>
+              <w:spacing w:line="360" w:lineRule="auto" w:before="0" w:after="0"/>
+            </w:pPr>
+            <w:r>
+              <w:rPr>
+                <w:rFonts w:ascii="Arial" w:hAnsi="Arial" w:eastAsia="Arial" w:cs="Arial"/>
+                <w:b w:val="0"/>
+                <w:i w:val="0"/>
+                <w:sz w:val="24"/>
+                <w:u w:val="none"/>
+              </w:rPr>
               <w:t>Review Week 11 practice vocabulary.</w:t>
-              <w:br/>
+            </w:r>
+          </w:p>
+          <w:p>
+            <w:pPr>
+              <w:spacing w:line="360" w:lineRule="auto" w:before="0" w:after="0"/>
+            </w:pPr>
+            <w:r>
+              <w:rPr>
+                <w:rFonts w:ascii="Arial" w:hAnsi="Arial" w:eastAsia="Arial" w:cs="Arial"/>
+                <w:b w:val="0"/>
+                <w:i w:val="0"/>
+                <w:sz w:val="24"/>
+                <w:u w:val="none"/>
+              </w:rPr>
               <w:t>debug: To find and fix a problem in code</w:t>
-              <w:br/>
+            </w:r>
+          </w:p>
+          <w:p>
+            <w:pPr>
+              <w:spacing w:line="360" w:lineRule="auto" w:before="0" w:after="0"/>
+            </w:pPr>
+            <w:r>
+              <w:rPr>
+                <w:rFonts w:ascii="Arial" w:hAnsi="Arial" w:eastAsia="Arial" w:cs="Arial"/>
+                <w:b w:val="0"/>
+                <w:i w:val="0"/>
+                <w:sz w:val="24"/>
+                <w:u w:val="none"/>
+              </w:rPr>
               <w:t>retest: To test again after making a change</w:t>
-              <w:br/>
+            </w:r>
+          </w:p>
+          <w:p>
+            <w:pPr>
+              <w:spacing w:line="360" w:lineRule="auto" w:before="0" w:after="0"/>
+            </w:pPr>
+            <w:r>
+              <w:rPr>
+                <w:rFonts w:ascii="Arial" w:hAnsi="Arial" w:eastAsia="Arial" w:cs="Arial"/>
+                <w:b w:val="0"/>
+                <w:i w:val="0"/>
+                <w:sz w:val="24"/>
+                <w:u w:val="none"/>
+              </w:rPr>
               <w:t>stable: Working in a steady and dependable way</w:t>
-              <w:br/>
+            </w:r>
+          </w:p>
+          <w:p>
+            <w:pPr>
+              <w:spacing w:line="360" w:lineRule="auto" w:before="0" w:after="0"/>
+            </w:pPr>
+            <w:r>
+              <w:rPr>
+                <w:rFonts w:ascii="Arial" w:hAnsi="Arial" w:eastAsia="Arial" w:cs="Arial"/>
+                <w:b w:val="0"/>
+                <w:i w:val="0"/>
+                <w:sz w:val="24"/>
+                <w:u w:val="none"/>
+              </w:rPr>
               <w:t>unstable: Not working in a steady or dependable way</w:t>
-              <w:br/>
+            </w:r>
+          </w:p>
+          <w:p>
+            <w:pPr>
+              <w:spacing w:line="360" w:lineRule="auto" w:before="0" w:after="0"/>
+            </w:pPr>
+            <w:r>
+              <w:rPr>
+                <w:rFonts w:ascii="Arial" w:hAnsi="Arial" w:eastAsia="Arial" w:cs="Arial"/>
+                <w:b w:val="0"/>
+                <w:i w:val="0"/>
+                <w:sz w:val="24"/>
+                <w:u w:val="none"/>
+              </w:rPr>
               <w:t>adjustment: A small change made to improve something</w:t>
-              <w:br/>
-              <w:t>logbook: A record of tests, changes, and notes Identify possible causes such as sensor angle, distance, object position, or code rule.</w:t>
-              <w:br/>
-              <w:br/>
-              <w:t>While activities</w:t>
-              <w:br/>
-              <w:t>Continue Exam Project: Debug one reliability issue and retest the system. Record what changed, what improved, and what still needs work.</w:t>
-              <w:br/>
-              <w:br/>
-              <w:t>Post activities</w:t>
-              <w:br/>
-              <w:t>Update the project notes. Write one challenge and how you tried to solve it.</w:t>
+            </w:r>
+          </w:p>
+          <w:p>
+            <w:pPr>
+              <w:spacing w:line="360" w:lineRule="auto" w:before="0" w:after="0"/>
+            </w:pPr>
+            <w:r>
+              <w:rPr>
+                <w:rFonts w:ascii="Arial" w:hAnsi="Arial" w:eastAsia="Arial" w:cs="Arial"/>
+                <w:b w:val="0"/>
+                <w:i w:val="0"/>
+                <w:sz w:val="24"/>
+                <w:u w:val="none"/>
+              </w:rPr>
+              <w:t>logbook: A record of tests, changes, and notes</w:t>
+            </w:r>
+          </w:p>
+          <w:p>
+            <w:pPr>
+              <w:spacing w:line="360" w:lineRule="auto" w:before="0" w:after="0"/>
+            </w:pPr>
+            <w:r>
+              <w:rPr>
+                <w:rFonts w:ascii="Arial" w:hAnsi="Arial" w:eastAsia="Arial" w:cs="Arial"/>
+                <w:b w:val="0"/>
+                <w:i w:val="0"/>
+                <w:sz w:val="24"/>
+                <w:u w:val="none"/>
+              </w:rPr>
+              <w:t>Identify possible causes such as sensor angle, distance, object position, or code rule.</w:t>
+            </w:r>
+          </w:p>
+          <w:p>
+            <w:pPr>
+              <w:spacing w:line="360" w:lineRule="auto" w:before="0" w:after="0"/>
+            </w:pPr>
+            <w:r>
+              <w:rPr>
+                <w:rFonts w:ascii="Arial" w:hAnsi="Arial" w:eastAsia="Arial" w:cs="Arial"/>
+                <w:b/>
+                <w:i w:val="0"/>
+                <w:sz w:val="24"/>
+                <w:u w:val="none"/>
+              </w:rPr>
+              <w:t>While activities:</w:t>
+            </w:r>
+          </w:p>
+          <w:p>
+            <w:pPr>
+              <w:spacing w:line="360" w:lineRule="auto" w:before="0" w:after="0"/>
+            </w:pPr>
+            <w:r>
+              <w:rPr>
+                <w:rFonts w:ascii="Arial" w:hAnsi="Arial" w:eastAsia="Arial" w:cs="Arial"/>
+                <w:b w:val="0"/>
+                <w:i w:val="0"/>
+                <w:sz w:val="24"/>
+                <w:highlight w:val="yellow"/>
+                <w:u w:val="none"/>
+              </w:rPr>
+              <w:t>Continue Exam Project: Debug one reliability issue and retest the system.</w:t>
+            </w:r>
+          </w:p>
+          <w:p>
+            <w:pPr>
+              <w:spacing w:line="360" w:lineRule="auto" w:before="0" w:after="0"/>
+            </w:pPr>
+            <w:r>
+              <w:rPr>
+                <w:rFonts w:ascii="Arial" w:hAnsi="Arial" w:eastAsia="Arial" w:cs="Arial"/>
+                <w:b w:val="0"/>
+                <w:i w:val="0"/>
+                <w:sz w:val="24"/>
+                <w:u w:val="none"/>
+              </w:rPr>
+              <w:t>Record what changed, what improved, and what still needs work.</w:t>
+            </w:r>
+          </w:p>
+          <w:p>
+            <w:pPr>
+              <w:spacing w:line="360" w:lineRule="auto" w:before="0" w:after="0"/>
+            </w:pPr>
+            <w:r>
+              <w:rPr>
+                <w:rFonts w:ascii="Arial" w:hAnsi="Arial" w:eastAsia="Arial" w:cs="Arial"/>
+                <w:b/>
+                <w:i w:val="0"/>
+                <w:sz w:val="24"/>
+                <w:u w:val="none"/>
+              </w:rPr>
+              <w:t>Post activities:</w:t>
+            </w:r>
+          </w:p>
+          <w:p>
+            <w:pPr>
+              <w:spacing w:line="360" w:lineRule="auto" w:before="0" w:after="0"/>
+            </w:pPr>
+            <w:r>
+              <w:rPr>
+                <w:rFonts w:ascii="Arial" w:hAnsi="Arial" w:eastAsia="Arial" w:cs="Arial"/>
+                <w:b w:val="0"/>
+                <w:i w:val="0"/>
+                <w:sz w:val="24"/>
+                <w:u w:val="none"/>
+              </w:rPr>
+              <w:t>Update the project notes.</w:t>
+            </w:r>
+          </w:p>
+          <w:p>
+            <w:pPr>
+              <w:spacing w:line="360" w:lineRule="auto" w:before="0" w:after="0"/>
+            </w:pPr>
+            <w:r>
+              <w:rPr>
+                <w:rFonts w:ascii="Arial" w:hAnsi="Arial" w:eastAsia="Arial" w:cs="Arial"/>
+                <w:b w:val="0"/>
+                <w:i w:val="0"/>
+                <w:sz w:val="24"/>
+                <w:u w:val="none"/>
+              </w:rPr>
+              <w:t>Write one challenge and how you tried to solve it.</w:t>
             </w:r>
           </w:p>
         </w:tc>
@@ -833,33 +2744,227 @@
               <w:bottom w:val="single" w:sz="4" w:space="0" w:color="auto"/>
               <w:right w:val="single" w:sz="4" w:space="0" w:color="auto"/>
             </w:tcBorders>
+            <w:vAlign w:val="top"/>
           </w:tcPr>
           <w:p>
-            <w:r>
-              <w:t>Topic:</w:t>
-              <w:br/>
+            <w:pPr>
+              <w:spacing w:line="360" w:lineRule="auto" w:before="0" w:after="0"/>
+            </w:pPr>
+            <w:r>
+              <w:rPr>
+                <w:rFonts w:ascii="Arial" w:hAnsi="Arial" w:eastAsia="Arial" w:cs="Arial"/>
+                <w:b/>
+                <w:i w:val="0"/>
+                <w:sz w:val="24"/>
+                <w:u w:val="none"/>
+              </w:rPr>
+              <w:t xml:space="preserve">Topic: </w:t>
+            </w:r>
+            <w:r>
+              <w:rPr>
+                <w:rFonts w:ascii="Arial" w:hAnsi="Arial" w:eastAsia="Arial" w:cs="Arial"/>
+                <w:b w:val="0"/>
+                <w:i w:val="0"/>
+                <w:sz w:val="24"/>
+                <w:u w:val="none"/>
+              </w:rPr>
               <w:t>Final build and presentation preparation</w:t>
-              <w:br/>
-              <w:br/>
-              <w:t>Pre-activities</w:t>
-              <w:br/>
+            </w:r>
+          </w:p>
+          <w:p>
+            <w:pPr>
+              <w:spacing w:line="360" w:lineRule="auto" w:before="0" w:after="0"/>
+            </w:pPr>
+            <w:r>
+              <w:rPr>
+                <w:rFonts w:ascii="Arial" w:hAnsi="Arial" w:eastAsia="Arial" w:cs="Arial"/>
+                <w:i w:val="0"/>
+                <w:sz w:val="24"/>
+                <w:u w:val="none"/>
+                <w:b/>
+                <w:bCs/>
+              </w:rPr>
+              <w:t>Class Objective:</w:t>
+            </w:r>
+          </w:p>
+          <w:p>
+            <w:pPr>
+              <w:spacing w:line="360" w:lineRule="auto" w:before="0" w:after="0"/>
+            </w:pPr>
+            <w:r>
+              <w:rPr>
+                <w:rFonts w:ascii="Arial" w:hAnsi="Arial" w:eastAsia="Arial" w:cs="Arial"/>
+                <w:i w:val="0"/>
+                <w:sz w:val="24"/>
+                <w:u w:val="none"/>
+              </w:rPr>
+              <w:t>Use a clearly labeled simulation only if equipment is unavailable.</w:t>
+            </w:r>
+          </w:p>
+          <w:p>
+            <w:pPr>
+              <w:spacing w:line="360" w:lineRule="auto" w:before="0" w:after="0"/>
+            </w:pPr>
+            <w:r>
+              <w:rPr>
+                <w:rFonts w:ascii="Arial" w:hAnsi="Arial" w:eastAsia="Arial" w:cs="Arial"/>
+                <w:b/>
+                <w:i w:val="0"/>
+                <w:sz w:val="24"/>
+                <w:u w:val="none"/>
+              </w:rPr>
+              <w:t>Pre-activities:</w:t>
+            </w:r>
+          </w:p>
+          <w:p>
+            <w:pPr>
+              <w:spacing w:line="360" w:lineRule="auto" w:before="0" w:after="0"/>
+            </w:pPr>
+            <w:r>
+              <w:rPr>
+                <w:rFonts w:ascii="Arial" w:hAnsi="Arial" w:eastAsia="Arial" w:cs="Arial"/>
+                <w:b w:val="0"/>
+                <w:i w:val="0"/>
+                <w:sz w:val="24"/>
+                <w:u w:val="none"/>
+              </w:rPr>
               <w:t>Review Week 12 practice vocabulary (part 1).</w:t>
-              <w:br/>
+            </w:r>
+          </w:p>
+          <w:p>
+            <w:pPr>
+              <w:spacing w:line="360" w:lineRule="auto" w:before="0" w:after="0"/>
+            </w:pPr>
+            <w:r>
+              <w:rPr>
+                <w:rFonts w:ascii="Arial" w:hAnsi="Arial" w:eastAsia="Arial" w:cs="Arial"/>
+                <w:b w:val="0"/>
+                <w:i w:val="0"/>
+                <w:sz w:val="24"/>
+                <w:u w:val="none"/>
+              </w:rPr>
               <w:t>simulation: A model or pretend version used to show how something works</w:t>
-              <w:br/>
+            </w:r>
+          </w:p>
+          <w:p>
+            <w:pPr>
+              <w:spacing w:line="360" w:lineRule="auto" w:before="0" w:after="0"/>
+            </w:pPr>
+            <w:r>
+              <w:rPr>
+                <w:rFonts w:ascii="Arial" w:hAnsi="Arial" w:eastAsia="Arial" w:cs="Arial"/>
+                <w:b w:val="0"/>
+                <w:i w:val="0"/>
+                <w:sz w:val="24"/>
+                <w:u w:val="none"/>
+              </w:rPr>
               <w:t>evidence: Information that shows what happened or supports an idea</w:t>
-              <w:br/>
+            </w:r>
+          </w:p>
+          <w:p>
+            <w:pPr>
+              <w:spacing w:line="360" w:lineRule="auto" w:before="0" w:after="0"/>
+            </w:pPr>
+            <w:r>
+              <w:rPr>
+                <w:rFonts w:ascii="Arial" w:hAnsi="Arial" w:eastAsia="Arial" w:cs="Arial"/>
+                <w:b w:val="0"/>
+                <w:i w:val="0"/>
+                <w:sz w:val="24"/>
+                <w:u w:val="none"/>
+              </w:rPr>
               <w:t>result: What happens at the end of a task or test</w:t>
-              <w:br/>
-              <w:br/>
-              <w:t>While activities</w:t>
-              <w:br/>
-              <w:t>Continue Exam Project: Finalize the system, collect final test evidence, create a Canva or Google Slides support slide, and practice a 1-1:30 minute explanation. Use a clearly labeled simulation only if equipment is unavailable.</w:t>
-              <w:br/>
-              <w:br/>
-              <w:t>Post activities</w:t>
-              <w:br/>
-              <w:t>Practice with a partner. Revise one unclear part of the explanation.</w:t>
+            </w:r>
+          </w:p>
+          <w:p>
+            <w:pPr>
+              <w:spacing w:line="360" w:lineRule="auto" w:before="0" w:after="0"/>
+            </w:pPr>
+            <w:r>
+              <w:rPr>
+                <w:rFonts w:ascii="Arial" w:hAnsi="Arial" w:eastAsia="Arial" w:cs="Arial"/>
+                <w:b/>
+                <w:i w:val="0"/>
+                <w:sz w:val="24"/>
+                <w:u w:val="none"/>
+              </w:rPr>
+              <w:t>While activities:</w:t>
+            </w:r>
+          </w:p>
+          <w:p>
+            <w:pPr>
+              <w:spacing w:line="360" w:lineRule="auto" w:before="0" w:after="0"/>
+            </w:pPr>
+            <w:r>
+              <w:rPr>
+                <w:rFonts w:ascii="Arial" w:hAnsi="Arial" w:eastAsia="Arial" w:cs="Arial"/>
+                <w:b w:val="0"/>
+                <w:i w:val="0"/>
+                <w:sz w:val="24"/>
+                <w:highlight w:val="yellow"/>
+                <w:u w:val="none"/>
+              </w:rPr>
+              <w:t>Continue Exam Project: Finalize the system, collect final test evidence, create a Canva or Google Slides support slide, and practice a 1-1:30 minute explanation.</w:t>
+            </w:r>
+          </w:p>
+          <w:p>
+            <w:pPr>
+              <w:spacing w:line="360" w:lineRule="auto" w:before="0" w:after="0"/>
+            </w:pPr>
+            <w:r>
+              <w:rPr>
+                <w:rFonts w:ascii="Arial" w:hAnsi="Arial" w:eastAsia="Arial" w:cs="Arial"/>
+                <w:b w:val="0"/>
+                <w:i w:val="0"/>
+                <w:sz w:val="24"/>
+                <w:u w:val="none"/>
+              </w:rPr>
+              <w:t>Use a clearly labeled simulation only if equipment is unavailable.</w:t>
+            </w:r>
+          </w:p>
+          <w:p>
+            <w:pPr>
+              <w:spacing w:line="360" w:lineRule="auto" w:before="0" w:after="0"/>
+            </w:pPr>
+            <w:r>
+              <w:rPr>
+                <w:rFonts w:ascii="Arial" w:hAnsi="Arial" w:eastAsia="Arial" w:cs="Arial"/>
+                <w:b/>
+                <w:i w:val="0"/>
+                <w:sz w:val="24"/>
+                <w:u w:val="none"/>
+              </w:rPr>
+              <w:t>Post activities:</w:t>
+            </w:r>
+          </w:p>
+          <w:p>
+            <w:pPr>
+              <w:spacing w:line="360" w:lineRule="auto" w:before="0" w:after="0"/>
+            </w:pPr>
+            <w:r>
+              <w:rPr>
+                <w:rFonts w:ascii="Arial" w:hAnsi="Arial" w:eastAsia="Arial" w:cs="Arial"/>
+                <w:b w:val="0"/>
+                <w:i w:val="0"/>
+                <w:sz w:val="24"/>
+                <w:u w:val="none"/>
+              </w:rPr>
+              <w:t>Practice with a partner.</w:t>
+            </w:r>
+          </w:p>
+          <w:p>
+            <w:pPr>
+              <w:spacing w:line="360" w:lineRule="auto" w:before="0" w:after="0"/>
+            </w:pPr>
+            <w:r>
+              <w:rPr>
+                <w:rFonts w:ascii="Arial" w:hAnsi="Arial" w:eastAsia="Arial" w:cs="Arial"/>
+                <w:b w:val="0"/>
+                <w:i w:val="0"/>
+                <w:sz w:val="24"/>
+                <w:u w:val="none"/>
+              </w:rPr>
+              <w:t>Revise one unclear part of the explanation.</w:t>
             </w:r>
           </w:p>
         </w:tc>
@@ -874,10 +2979,32 @@
               <w:bottom w:val="single" w:sz="4" w:space="0" w:color="auto"/>
               <w:right w:val="single" w:sz="4" w:space="0" w:color="auto"/>
             </w:tcBorders>
+            <w:vAlign w:val="top"/>
           </w:tcPr>
           <w:p>
-            <w:r>
-              <w:t>Resources: Pen, pencil, technology notebook, student's email and password, Canva access, Scratch access, starter files when needed, Google Sheets or Excel, prepared data files, micro:bit or simulator, USB cables, ultrasonic sensor, speaker or computer sound output, project rubric, checklist or worksheet, project planning sheet, projector.</w:t>
+            <w:pPr>
+              <w:spacing w:line="360" w:lineRule="auto" w:before="0" w:after="0"/>
+            </w:pPr>
+            <w:r/>
+            <w:r>
+              <w:rPr>
+                <w:rFonts w:ascii="Arial" w:hAnsi="Arial" w:eastAsia="Arial" w:cs="Arial"/>
+                <w:b/>
+                <w:i w:val="0"/>
+                <w:sz w:val="24"/>
+                <w:u w:val="none"/>
+              </w:rPr>
+              <w:t xml:space="preserve">Resources: </w:t>
+            </w:r>
+            <w:r>
+              <w:rPr>
+                <w:rFonts w:ascii="Arial" w:hAnsi="Arial" w:eastAsia="Arial" w:cs="Arial"/>
+                <w:b w:val="0"/>
+                <w:i w:val="0"/>
+                <w:sz w:val="24"/>
+                <w:u w:val="none"/>
+              </w:rPr>
+              <w:t>Pen, pencil, technology notebook, student's computer, email and password</w:t>
             </w:r>
           </w:p>
         </w:tc>
@@ -890,10 +3017,32 @@
               <w:bottom w:val="single" w:sz="4" w:space="0" w:color="auto"/>
               <w:right w:val="single" w:sz="4" w:space="0" w:color="auto"/>
             </w:tcBorders>
+            <w:vAlign w:val="top"/>
           </w:tcPr>
           <w:p>
-            <w:r>
-              <w:t>Resources: Pen, pencil, technology notebook, student's email and password, Canva access, Scratch access, starter files when needed, Google Sheets or Excel, prepared data files, micro:bit or simulator, USB cables, ultrasonic sensor, speaker or computer sound output, project rubric, checklist or worksheet, project planning sheet, projector.</w:t>
+            <w:pPr>
+              <w:spacing w:line="360" w:lineRule="auto" w:before="0" w:after="0"/>
+            </w:pPr>
+            <w:r/>
+            <w:r>
+              <w:rPr>
+                <w:rFonts w:ascii="Arial" w:hAnsi="Arial" w:eastAsia="Arial" w:cs="Arial"/>
+                <w:b/>
+                <w:i w:val="0"/>
+                <w:sz w:val="24"/>
+                <w:u w:val="none"/>
+              </w:rPr>
+              <w:t xml:space="preserve">Resources: </w:t>
+            </w:r>
+            <w:r>
+              <w:rPr>
+                <w:rFonts w:ascii="Arial" w:hAnsi="Arial" w:eastAsia="Arial" w:cs="Arial"/>
+                <w:b w:val="0"/>
+                <w:i w:val="0"/>
+                <w:sz w:val="24"/>
+                <w:u w:val="none"/>
+              </w:rPr>
+              <w:t>Pen, pencil, technology notebook, student's computer, email and password</w:t>
             </w:r>
           </w:p>
         </w:tc>
@@ -909,9 +3058,30 @@
               <w:right w:val="single" w:sz="4" w:space="0" w:color="auto"/>
             </w:tcBorders>
             <w:shd w:val="clear" w:color="auto" w:fill="A8D08D"/>
+            <w:vAlign w:val="top"/>
           </w:tcPr>
           <w:p>
-            <w:r>
+            <w:pPr>
+              <w:jc w:val="center"/>
+              <w:spacing w:line="360" w:lineRule="auto" w:before="0" w:after="0"/>
+            </w:pPr>
+            <w:r>
+              <w:rPr>
+                <w:rFonts w:ascii="Arial" w:hAnsi="Arial" w:eastAsia="Arial" w:cs="Arial"/>
+                <w:b/>
+                <w:i w:val="0"/>
+                <w:sz w:val="24"/>
+                <w:u w:val="none"/>
+              </w:rPr>
+            </w:r>
+            <w:r>
+              <w:rPr>
+                <w:rFonts w:ascii="Arial" w:hAnsi="Arial" w:eastAsia="Arial" w:cs="Arial"/>
+                <w:b/>
+                <w:i w:val="0"/>
+                <w:sz w:val="24"/>
+                <w:u w:val="none"/>
+              </w:rPr>
               <w:t>7A, 7B day – 45min – November - Week 12</w:t>
             </w:r>
           </w:p>
@@ -926,9 +3096,30 @@
               <w:right w:val="single" w:sz="4" w:space="0" w:color="auto"/>
             </w:tcBorders>
             <w:shd w:val="clear" w:color="auto" w:fill="A8D08D"/>
+            <w:vAlign w:val="top"/>
           </w:tcPr>
           <w:p>
-            <w:r>
+            <w:pPr>
+              <w:jc w:val="center"/>
+              <w:spacing w:line="360" w:lineRule="auto" w:before="0" w:after="0"/>
+            </w:pPr>
+            <w:r>
+              <w:rPr>
+                <w:rFonts w:ascii="Arial" w:hAnsi="Arial" w:eastAsia="Arial" w:cs="Arial"/>
+                <w:b/>
+                <w:i w:val="0"/>
+                <w:sz w:val="24"/>
+                <w:u w:val="none"/>
+              </w:rPr>
+            </w:r>
+            <w:r>
+              <w:rPr>
+                <w:rFonts w:ascii="Arial" w:hAnsi="Arial" w:eastAsia="Arial" w:cs="Arial"/>
+                <w:b/>
+                <w:i w:val="0"/>
+                <w:sz w:val="24"/>
+                <w:u w:val="none"/>
+              </w:rPr>
               <w:t>7A, 7B day – 90 min – November - Week 12</w:t>
             </w:r>
           </w:p>
@@ -944,35 +3135,226 @@
               <w:bottom w:val="single" w:sz="4" w:space="0" w:color="auto"/>
               <w:right w:val="single" w:sz="4" w:space="0" w:color="auto"/>
             </w:tcBorders>
+            <w:vAlign w:val="top"/>
           </w:tcPr>
           <w:p>
-            <w:r>
-              <w:t>Topic:</w:t>
-              <w:br/>
+            <w:pPr>
+              <w:spacing w:line="360" w:lineRule="auto" w:before="0" w:after="0"/>
+            </w:pPr>
+            <w:r>
+              <w:rPr>
+                <w:rFonts w:ascii="Arial" w:hAnsi="Arial" w:eastAsia="Arial" w:cs="Arial"/>
+                <w:b/>
+                <w:i w:val="0"/>
+                <w:sz w:val="24"/>
+                <w:u w:val="none"/>
+              </w:rPr>
+              <w:t xml:space="preserve">Topic: </w:t>
+            </w:r>
+            <w:r>
+              <w:rPr>
+                <w:rFonts w:ascii="Arial" w:hAnsi="Arial" w:eastAsia="Arial" w:cs="Arial"/>
+                <w:b w:val="0"/>
+                <w:i w:val="0"/>
+                <w:sz w:val="24"/>
+                <w:u w:val="none"/>
+              </w:rPr>
               <w:t>Presentation rehearsal</w:t>
-              <w:br/>
-              <w:br/>
-              <w:t>Pre-activities</w:t>
-              <w:br/>
+            </w:r>
+          </w:p>
+          <w:p>
+            <w:pPr>
+              <w:spacing w:line="360" w:lineRule="auto" w:before="0" w:after="0"/>
+            </w:pPr>
+            <w:r>
+              <w:rPr>
+                <w:rFonts w:ascii="Arial" w:hAnsi="Arial" w:eastAsia="Arial" w:cs="Arial"/>
+                <w:i w:val="0"/>
+                <w:sz w:val="24"/>
+                <w:u w:val="none"/>
+                <w:b/>
+                <w:bCs/>
+              </w:rPr>
+              <w:t>Class Objective:</w:t>
+            </w:r>
+          </w:p>
+          <w:p>
+            <w:pPr>
+              <w:spacing w:line="360" w:lineRule="auto" w:before="0" w:after="0"/>
+            </w:pPr>
+            <w:r>
+              <w:rPr>
+                <w:rFonts w:ascii="Arial" w:hAnsi="Arial" w:eastAsia="Arial" w:cs="Arial"/>
+                <w:i w:val="0"/>
+                <w:sz w:val="24"/>
+                <w:u w:val="none"/>
+              </w:rPr>
+              <w:t>Rehearse the demonstration and explanation using the rubric so the final presentation is ready for the long class.</w:t>
+            </w:r>
+          </w:p>
+          <w:p>
+            <w:pPr>
+              <w:spacing w:line="360" w:lineRule="auto" w:before="0" w:after="0"/>
+            </w:pPr>
+            <w:r>
+              <w:rPr>
+                <w:rFonts w:ascii="Arial" w:hAnsi="Arial" w:eastAsia="Arial" w:cs="Arial"/>
+                <w:b/>
+                <w:i w:val="0"/>
+                <w:sz w:val="24"/>
+                <w:u w:val="none"/>
+              </w:rPr>
+              <w:t>Pre-activities:</w:t>
+            </w:r>
+          </w:p>
+          <w:p>
+            <w:pPr>
+              <w:spacing w:line="360" w:lineRule="auto" w:before="0" w:after="0"/>
+            </w:pPr>
+            <w:r>
+              <w:rPr>
+                <w:rFonts w:ascii="Arial" w:hAnsi="Arial" w:eastAsia="Arial" w:cs="Arial"/>
+                <w:b w:val="0"/>
+                <w:i w:val="0"/>
+                <w:sz w:val="24"/>
+                <w:u w:val="none"/>
+              </w:rPr>
               <w:t>Review Week 12 practice vocabulary (part 2).</w:t>
-              <w:br/>
+            </w:r>
+          </w:p>
+          <w:p>
+            <w:pPr>
+              <w:spacing w:line="360" w:lineRule="auto" w:before="0" w:after="0"/>
+            </w:pPr>
+            <w:r>
+              <w:rPr>
+                <w:rFonts w:ascii="Arial" w:hAnsi="Arial" w:eastAsia="Arial" w:cs="Arial"/>
+                <w:b w:val="0"/>
+                <w:i w:val="0"/>
+                <w:sz w:val="24"/>
+                <w:u w:val="none"/>
+              </w:rPr>
               <w:t>challenge: A task that takes effort to complete</w:t>
-              <w:br/>
+            </w:r>
+          </w:p>
+          <w:p>
+            <w:pPr>
+              <w:spacing w:line="360" w:lineRule="auto" w:before="0" w:after="0"/>
+            </w:pPr>
+            <w:r>
+              <w:rPr>
+                <w:rFonts w:ascii="Arial" w:hAnsi="Arial" w:eastAsia="Arial" w:cs="Arial"/>
+                <w:b w:val="0"/>
+                <w:i w:val="0"/>
+                <w:sz w:val="24"/>
+                <w:u w:val="none"/>
+              </w:rPr>
               <w:t>improvement: A change that makes something better</w:t>
-              <w:br/>
+            </w:r>
+          </w:p>
+          <w:p>
+            <w:pPr>
+              <w:spacing w:line="360" w:lineRule="auto" w:before="0" w:after="0"/>
+            </w:pPr>
+            <w:r>
+              <w:rPr>
+                <w:rFonts w:ascii="Arial" w:hAnsi="Arial" w:eastAsia="Arial" w:cs="Arial"/>
+                <w:b w:val="0"/>
+                <w:i w:val="0"/>
+                <w:sz w:val="24"/>
+                <w:u w:val="none"/>
+              </w:rPr>
               <w:t>reflection: Thinking about what happened and what you learned</w:t>
-              <w:br/>
+            </w:r>
+          </w:p>
+          <w:p>
+            <w:pPr>
+              <w:spacing w:line="360" w:lineRule="auto" w:before="0" w:after="0"/>
+            </w:pPr>
+            <w:r>
+              <w:rPr>
+                <w:rFonts w:ascii="Arial" w:hAnsi="Arial" w:eastAsia="Arial" w:cs="Arial"/>
+                <w:b w:val="0"/>
+                <w:i w:val="0"/>
+                <w:sz w:val="24"/>
+                <w:u w:val="none"/>
+              </w:rPr>
               <w:t>Check the project, file, code, support slide, and speaking notes. Review the rubric one final time.</w:t>
-              <w:br/>
-              <w:br/>
-              <w:t>While activities</w:t>
-              <w:br/>
+            </w:r>
+          </w:p>
+          <w:p>
+            <w:pPr>
+              <w:spacing w:line="360" w:lineRule="auto" w:before="0" w:after="0"/>
+            </w:pPr>
+            <w:r>
+              <w:rPr>
+                <w:rFonts w:ascii="Arial" w:hAnsi="Arial" w:eastAsia="Arial" w:cs="Arial"/>
+                <w:b/>
+                <w:i w:val="0"/>
+                <w:sz w:val="24"/>
+                <w:u w:val="none"/>
+              </w:rPr>
+              <w:t>While activities:</w:t>
+            </w:r>
+          </w:p>
+          <w:p>
+            <w:pPr>
+              <w:spacing w:line="360" w:lineRule="auto" w:before="0" w:after="0"/>
+            </w:pPr>
+            <w:r>
+              <w:rPr>
+                <w:rFonts w:ascii="Arial" w:hAnsi="Arial" w:eastAsia="Arial" w:cs="Arial"/>
+                <w:b w:val="0"/>
+                <w:i w:val="0"/>
+                <w:sz w:val="24"/>
+                <w:u w:val="none"/>
+              </w:rPr>
               <w:t>Rehearse the demonstration and explanation using the rubric so the final presentation is ready for the long class.</w:t>
-              <w:br/>
-              <w:br/>
-              <w:t>Post activities</w:t>
-              <w:br/>
-              <w:t>Prepare the final materials. Write one final improvement idea.</w:t>
+            </w:r>
+          </w:p>
+          <w:p>
+            <w:pPr>
+              <w:spacing w:line="360" w:lineRule="auto" w:before="0" w:after="0"/>
+            </w:pPr>
+            <w:r>
+              <w:rPr>
+                <w:rFonts w:ascii="Arial" w:hAnsi="Arial" w:eastAsia="Arial" w:cs="Arial"/>
+                <w:b/>
+                <w:i w:val="0"/>
+                <w:sz w:val="24"/>
+                <w:u w:val="none"/>
+              </w:rPr>
+              <w:t>Post activities:</w:t>
+            </w:r>
+          </w:p>
+          <w:p>
+            <w:pPr>
+              <w:spacing w:line="360" w:lineRule="auto" w:before="0" w:after="0"/>
+            </w:pPr>
+            <w:r>
+              <w:rPr>
+                <w:rFonts w:ascii="Arial" w:hAnsi="Arial" w:eastAsia="Arial" w:cs="Arial"/>
+                <w:b w:val="0"/>
+                <w:i w:val="0"/>
+                <w:sz w:val="24"/>
+                <w:u w:val="none"/>
+              </w:rPr>
+              <w:t>Prepare the final materials.</w:t>
+            </w:r>
+          </w:p>
+          <w:p>
+            <w:pPr>
+              <w:spacing w:line="360" w:lineRule="auto" w:before="0" w:after="0"/>
+            </w:pPr>
+            <w:r>
+              <w:rPr>
+                <w:rFonts w:ascii="Arial" w:hAnsi="Arial" w:eastAsia="Arial" w:cs="Arial"/>
+                <w:b w:val="0"/>
+                <w:i w:val="0"/>
+                <w:sz w:val="24"/>
+                <w:u w:val="none"/>
+              </w:rPr>
+              <w:t>Write one final improvement idea.</w:t>
             </w:r>
           </w:p>
         </w:tc>
@@ -985,27 +3367,197 @@
               <w:bottom w:val="single" w:sz="4" w:space="0" w:color="auto"/>
               <w:right w:val="single" w:sz="4" w:space="0" w:color="auto"/>
             </w:tcBorders>
+            <w:vAlign w:val="top"/>
           </w:tcPr>
           <w:p>
-            <w:r>
-              <w:t>Topic:</w:t>
-              <w:br/>
+            <w:pPr>
+              <w:spacing w:line="360" w:lineRule="auto" w:before="0" w:after="0"/>
+            </w:pPr>
+            <w:r>
+              <w:rPr>
+                <w:rFonts w:ascii="Arial" w:hAnsi="Arial" w:eastAsia="Arial" w:cs="Arial"/>
+                <w:b/>
+                <w:i w:val="0"/>
+                <w:sz w:val="24"/>
+                <w:u w:val="none"/>
+              </w:rPr>
+              <w:t xml:space="preserve">Topic: </w:t>
+            </w:r>
+            <w:r>
+              <w:rPr>
+                <w:rFonts w:ascii="Arial" w:hAnsi="Arial" w:eastAsia="Arial" w:cs="Arial"/>
+                <w:b w:val="0"/>
+                <w:i w:val="0"/>
+                <w:sz w:val="24"/>
+                <w:u w:val="none"/>
+              </w:rPr>
               <w:t>Final Mandrake Detection System presentation</w:t>
-              <w:br/>
-              <w:br/>
-              <w:t>Pre-activities</w:t>
-              <w:br/>
-              <w:t>Set up the project and presentation materials. Test the demonstration once if time allows.</w:t>
-              <w:br/>
-              <w:br/>
-              <w:t>While activities</w:t>
-              <w:br/>
-              <w:t>Complete Exam Project Presentation: Present the Mandrake Detection System, explain purpose, parts, sensor reading, threshold rule, Bluetooth signal, output sound, challenge, result, and realistic improvement. Submit the short reflection.</w:t>
-              <w:br/>
-              <w:br/>
-              <w:t>Post activities</w:t>
-              <w:br/>
-              <w:t>Listen to classmates respectfully. Complete a final trimester reflection about data, programming, media, and physical computing skills.</w:t>
+            </w:r>
+          </w:p>
+          <w:p>
+            <w:pPr>
+              <w:spacing w:line="360" w:lineRule="auto" w:before="0" w:after="0"/>
+            </w:pPr>
+            <w:r>
+              <w:rPr>
+                <w:rFonts w:ascii="Arial" w:hAnsi="Arial" w:eastAsia="Arial" w:cs="Arial"/>
+                <w:i w:val="0"/>
+                <w:sz w:val="24"/>
+                <w:u w:val="none"/>
+                <w:b/>
+                <w:bCs/>
+              </w:rPr>
+              <w:t>Class Objective:</w:t>
+            </w:r>
+          </w:p>
+          <w:p>
+            <w:pPr>
+              <w:spacing w:line="360" w:lineRule="auto" w:before="0" w:after="0"/>
+            </w:pPr>
+            <w:r>
+              <w:rPr>
+                <w:rFonts w:ascii="Arial" w:hAnsi="Arial" w:eastAsia="Arial" w:cs="Arial"/>
+                <w:i w:val="0"/>
+                <w:sz w:val="24"/>
+                <w:u w:val="none"/>
+              </w:rPr>
+              <w:t>Present the Mandrake Detection System, explain purpose, parts, sensor reading, threshold rule, Bluetooth signal, output sound, challenge, result, and realistic improvement.</w:t>
+            </w:r>
+          </w:p>
+          <w:p>
+            <w:pPr>
+              <w:spacing w:line="360" w:lineRule="auto" w:before="0" w:after="0"/>
+            </w:pPr>
+            <w:r>
+              <w:rPr>
+                <w:rFonts w:ascii="Arial" w:hAnsi="Arial" w:eastAsia="Arial" w:cs="Arial"/>
+                <w:b/>
+                <w:i w:val="0"/>
+                <w:sz w:val="24"/>
+                <w:u w:val="none"/>
+              </w:rPr>
+              <w:t>Pre-activities:</w:t>
+            </w:r>
+          </w:p>
+          <w:p>
+            <w:pPr>
+              <w:spacing w:line="360" w:lineRule="auto" w:before="0" w:after="0"/>
+            </w:pPr>
+            <w:r>
+              <w:rPr>
+                <w:rFonts w:ascii="Arial" w:hAnsi="Arial" w:eastAsia="Arial" w:cs="Arial"/>
+                <w:b w:val="0"/>
+                <w:i w:val="0"/>
+                <w:sz w:val="24"/>
+                <w:u w:val="none"/>
+              </w:rPr>
+              <w:t>Set up the project and presentation materials.</w:t>
+            </w:r>
+          </w:p>
+          <w:p>
+            <w:pPr>
+              <w:spacing w:line="360" w:lineRule="auto" w:before="0" w:after="0"/>
+            </w:pPr>
+            <w:r>
+              <w:rPr>
+                <w:rFonts w:ascii="Arial" w:hAnsi="Arial" w:eastAsia="Arial" w:cs="Arial"/>
+                <w:b w:val="0"/>
+                <w:i w:val="0"/>
+                <w:sz w:val="24"/>
+                <w:u w:val="none"/>
+              </w:rPr>
+              <w:t>Test the demonstration once if time allows.</w:t>
+            </w:r>
+          </w:p>
+          <w:p>
+            <w:pPr>
+              <w:spacing w:line="360" w:lineRule="auto" w:before="0" w:after="0"/>
+            </w:pPr>
+            <w:r>
+              <w:rPr>
+                <w:rFonts w:ascii="Arial" w:hAnsi="Arial" w:eastAsia="Arial" w:cs="Arial"/>
+                <w:b/>
+                <w:i w:val="0"/>
+                <w:sz w:val="24"/>
+                <w:u w:val="none"/>
+              </w:rPr>
+              <w:t>While activities:</w:t>
+            </w:r>
+          </w:p>
+          <w:p>
+            <w:pPr>
+              <w:spacing w:line="360" w:lineRule="auto" w:before="0" w:after="0"/>
+            </w:pPr>
+            <w:r>
+              <w:rPr>
+                <w:rFonts w:ascii="Arial" w:hAnsi="Arial" w:eastAsia="Arial" w:cs="Arial"/>
+                <w:b w:val="0"/>
+                <w:i w:val="0"/>
+                <w:sz w:val="24"/>
+                <w:highlight w:val="yellow"/>
+                <w:u w:val="none"/>
+              </w:rPr>
+              <w:t>Complete Exam Project Presentation: Present the Mandrake Detection System, explain purpose, parts, sensor reading, threshold rule, Bluetooth signal, output sound, challenge, result, and realistic improvement.</w:t>
+            </w:r>
+          </w:p>
+          <w:p>
+            <w:pPr>
+              <w:spacing w:line="360" w:lineRule="auto" w:before="0" w:after="0"/>
+            </w:pPr>
+            <w:r>
+              <w:rPr>
+                <w:rFonts w:ascii="Arial" w:hAnsi="Arial" w:eastAsia="Arial" w:cs="Arial"/>
+                <w:b w:val="0"/>
+                <w:i w:val="0"/>
+                <w:sz w:val="24"/>
+                <w:u w:val="none"/>
+              </w:rPr>
+              <w:t>Submit the short reflection.</w:t>
+            </w:r>
+          </w:p>
+          <w:p>
+            <w:pPr>
+              <w:spacing w:line="360" w:lineRule="auto" w:before="0" w:after="0"/>
+            </w:pPr>
+            <w:r>
+              <w:rPr>
+                <w:rFonts w:ascii="Arial" w:hAnsi="Arial" w:eastAsia="Arial" w:cs="Arial"/>
+                <w:b/>
+                <w:i w:val="0"/>
+                <w:sz w:val="24"/>
+                <w:u w:val="none"/>
+              </w:rPr>
+              <w:t>Post activities:</w:t>
+            </w:r>
+          </w:p>
+          <w:p>
+            <w:pPr>
+              <w:spacing w:line="360" w:lineRule="auto" w:before="0" w:after="0"/>
+            </w:pPr>
+            <w:r>
+              <w:rPr>
+                <w:rFonts w:ascii="Arial" w:hAnsi="Arial" w:eastAsia="Arial" w:cs="Arial"/>
+                <w:b w:val="0"/>
+                <w:i w:val="0"/>
+                <w:sz w:val="24"/>
+                <w:u w:val="none"/>
+              </w:rPr>
+              <w:t>Listen to classmates respectfully.</w:t>
+            </w:r>
+          </w:p>
+          <w:p>
+            <w:pPr>
+              <w:spacing w:line="360" w:lineRule="auto" w:before="0" w:after="0"/>
+            </w:pPr>
+            <w:r>
+              <w:rPr>
+                <w:rFonts w:ascii="Arial" w:hAnsi="Arial" w:eastAsia="Arial" w:cs="Arial"/>
+                <w:b w:val="0"/>
+                <w:i w:val="0"/>
+                <w:sz w:val="24"/>
+                <w:u w:val="none"/>
+              </w:rPr>
+              <w:t>Complete a final trimester reflection about data, programming, media, and physical computing skills.</w:t>
             </w:r>
           </w:p>
         </w:tc>
@@ -1020,10 +3572,32 @@
               <w:bottom w:val="single" w:sz="4" w:space="0" w:color="auto"/>
               <w:right w:val="single" w:sz="4" w:space="0" w:color="auto"/>
             </w:tcBorders>
+            <w:vAlign w:val="top"/>
           </w:tcPr>
           <w:p>
-            <w:r>
-              <w:t>Resources: Pen, pencil, technology notebook, student's email and password, Canva access, Scratch access, starter files when needed, Google Sheets or Excel, prepared data files, micro:bit or simulator, USB cables, ultrasonic sensor, speaker or computer sound output, project rubric, checklist or worksheet, project planning sheet, projector.</w:t>
+            <w:pPr>
+              <w:spacing w:line="360" w:lineRule="auto" w:before="0" w:after="0"/>
+            </w:pPr>
+            <w:r/>
+            <w:r>
+              <w:rPr>
+                <w:rFonts w:ascii="Arial" w:hAnsi="Arial" w:eastAsia="Arial" w:cs="Arial"/>
+                <w:b/>
+                <w:i w:val="0"/>
+                <w:sz w:val="24"/>
+                <w:u w:val="none"/>
+              </w:rPr>
+              <w:t xml:space="preserve">Resources: </w:t>
+            </w:r>
+            <w:r>
+              <w:rPr>
+                <w:rFonts w:ascii="Arial" w:hAnsi="Arial" w:eastAsia="Arial" w:cs="Arial"/>
+                <w:b w:val="0"/>
+                <w:i w:val="0"/>
+                <w:sz w:val="24"/>
+                <w:u w:val="none"/>
+              </w:rPr>
+              <w:t>Pen, pencil, technology notebook, student's computer, email and password</w:t>
             </w:r>
           </w:p>
         </w:tc>
@@ -1036,10 +3610,32 @@
               <w:bottom w:val="single" w:sz="4" w:space="0" w:color="auto"/>
               <w:right w:val="single" w:sz="4" w:space="0" w:color="auto"/>
             </w:tcBorders>
+            <w:vAlign w:val="top"/>
           </w:tcPr>
           <w:p>
-            <w:r>
-              <w:t>Resources: Pen, pencil, technology notebook, student's email and password, Canva access, Scratch access, starter files when needed, Google Sheets or Excel, prepared data files, micro:bit or simulator, USB cables, ultrasonic sensor, speaker or computer sound output, project rubric, checklist or worksheet, project planning sheet, projector.</w:t>
+            <w:pPr>
+              <w:spacing w:line="360" w:lineRule="auto" w:before="0" w:after="0"/>
+            </w:pPr>
+            <w:r/>
+            <w:r>
+              <w:rPr>
+                <w:rFonts w:ascii="Arial" w:hAnsi="Arial" w:eastAsia="Arial" w:cs="Arial"/>
+                <w:b/>
+                <w:i w:val="0"/>
+                <w:sz w:val="24"/>
+                <w:u w:val="none"/>
+              </w:rPr>
+              <w:t xml:space="preserve">Resources: </w:t>
+            </w:r>
+            <w:r>
+              <w:rPr>
+                <w:rFonts w:ascii="Arial" w:hAnsi="Arial" w:eastAsia="Arial" w:cs="Arial"/>
+                <w:b w:val="0"/>
+                <w:i w:val="0"/>
+                <w:sz w:val="24"/>
+                <w:u w:val="none"/>
+              </w:rPr>
+              <w:t>Pen, pencil, technology notebook, student's computer, email and password</w:t>
             </w:r>
           </w:p>
         </w:tc>
@@ -1051,6 +3647,7 @@
           <w:sz w:val="24"/>
           <w:szCs w:val="24"/>
         </w:rPr>
+        <w:spacing w:line="360" w:lineRule="auto" w:before="0" w:after="0"/>
       </w:pPr>
     </w:p>
     <w:sectPr>
@@ -8362,19 +10959,6 @@
       <w:szCs w:val="30"/>
     </w:rPr>
   </w:style>
-  <w:style w:type="table" w:customStyle="1" w:styleId="a">
-    <w:basedOn w:val="TableNormal4"/>
-    <w:tblPr>
-      <w:tblStyleRowBandSize w:val="1"/>
-      <w:tblStyleColBandSize w:val="1"/>
-      <w:tblCellMar>
-        <w:top w:w="100" w:type="dxa"/>
-        <w:left w:w="100" w:type="dxa"/>
-        <w:bottom w:w="100" w:type="dxa"/>
-        <w:right w:w="100" w:type="dxa"/>
-      </w:tblCellMar>
-    </w:tblPr>
-  </w:style>
   <w:style w:type="paragraph" w:styleId="ListParagraph">
     <w:name w:val="List Paragraph"/>
     <w:basedOn w:val="Normal"/>
@@ -8712,238 +11296,6 @@
       <w:szCs w:val="24"/>
     </w:rPr>
   </w:style>
-  <w:style w:type="table" w:customStyle="1" w:styleId="a0">
-    <w:basedOn w:val="TableNormal4"/>
-    <w:pPr>
-      <w:spacing w:line="240" w:lineRule="auto"/>
-    </w:pPr>
-    <w:tblPr>
-      <w:tblStyleRowBandSize w:val="1"/>
-      <w:tblStyleColBandSize w:val="1"/>
-      <w:tblCellMar>
-        <w:left w:w="108" w:type="dxa"/>
-        <w:right w:w="108" w:type="dxa"/>
-      </w:tblCellMar>
-    </w:tblPr>
-  </w:style>
-  <w:style w:type="table" w:customStyle="1" w:styleId="a1">
-    <w:basedOn w:val="TableNormal4"/>
-    <w:pPr>
-      <w:spacing w:line="240" w:lineRule="auto"/>
-    </w:pPr>
-    <w:tblPr>
-      <w:tblStyleRowBandSize w:val="1"/>
-      <w:tblStyleColBandSize w:val="1"/>
-      <w:tblCellMar>
-        <w:left w:w="108" w:type="dxa"/>
-        <w:right w:w="108" w:type="dxa"/>
-      </w:tblCellMar>
-    </w:tblPr>
-  </w:style>
-  <w:style w:type="table" w:customStyle="1" w:styleId="a2">
-    <w:basedOn w:val="TableNormal4"/>
-    <w:pPr>
-      <w:spacing w:line="240" w:lineRule="auto"/>
-    </w:pPr>
-    <w:tblPr>
-      <w:tblStyleRowBandSize w:val="1"/>
-      <w:tblStyleColBandSize w:val="1"/>
-      <w:tblCellMar>
-        <w:left w:w="108" w:type="dxa"/>
-        <w:right w:w="108" w:type="dxa"/>
-      </w:tblCellMar>
-    </w:tblPr>
-  </w:style>
-  <w:style w:type="table" w:customStyle="1" w:styleId="a3">
-    <w:basedOn w:val="TableNormal4"/>
-    <w:pPr>
-      <w:spacing w:line="240" w:lineRule="auto"/>
-    </w:pPr>
-    <w:tblPr>
-      <w:tblStyleRowBandSize w:val="1"/>
-      <w:tblStyleColBandSize w:val="1"/>
-      <w:tblCellMar>
-        <w:left w:w="108" w:type="dxa"/>
-        <w:right w:w="108" w:type="dxa"/>
-      </w:tblCellMar>
-    </w:tblPr>
-  </w:style>
-  <w:style w:type="table" w:customStyle="1" w:styleId="a4">
-    <w:basedOn w:val="TableNormal4"/>
-    <w:pPr>
-      <w:spacing w:line="240" w:lineRule="auto"/>
-    </w:pPr>
-    <w:tblPr>
-      <w:tblStyleRowBandSize w:val="1"/>
-      <w:tblStyleColBandSize w:val="1"/>
-      <w:tblCellMar>
-        <w:left w:w="108" w:type="dxa"/>
-        <w:right w:w="108" w:type="dxa"/>
-      </w:tblCellMar>
-    </w:tblPr>
-  </w:style>
-  <w:style w:type="table" w:customStyle="1" w:styleId="a5">
-    <w:basedOn w:val="TableNormal4"/>
-    <w:pPr>
-      <w:spacing w:line="240" w:lineRule="auto"/>
-    </w:pPr>
-    <w:tblPr>
-      <w:tblStyleRowBandSize w:val="1"/>
-      <w:tblStyleColBandSize w:val="1"/>
-      <w:tblCellMar>
-        <w:left w:w="108" w:type="dxa"/>
-        <w:right w:w="108" w:type="dxa"/>
-      </w:tblCellMar>
-    </w:tblPr>
-  </w:style>
-  <w:style w:type="table" w:customStyle="1" w:styleId="a6">
-    <w:basedOn w:val="TableNormal4"/>
-    <w:pPr>
-      <w:spacing w:line="240" w:lineRule="auto"/>
-    </w:pPr>
-    <w:tblPr>
-      <w:tblStyleRowBandSize w:val="1"/>
-      <w:tblStyleColBandSize w:val="1"/>
-      <w:tblCellMar>
-        <w:left w:w="108" w:type="dxa"/>
-        <w:right w:w="108" w:type="dxa"/>
-      </w:tblCellMar>
-    </w:tblPr>
-  </w:style>
-  <w:style w:type="table" w:customStyle="1" w:styleId="a7">
-    <w:basedOn w:val="TableNormal4"/>
-    <w:pPr>
-      <w:spacing w:line="240" w:lineRule="auto"/>
-    </w:pPr>
-    <w:tblPr>
-      <w:tblStyleRowBandSize w:val="1"/>
-      <w:tblStyleColBandSize w:val="1"/>
-      <w:tblCellMar>
-        <w:left w:w="108" w:type="dxa"/>
-        <w:right w:w="108" w:type="dxa"/>
-      </w:tblCellMar>
-    </w:tblPr>
-  </w:style>
-  <w:style w:type="table" w:customStyle="1" w:styleId="a8">
-    <w:basedOn w:val="TableNormal4"/>
-    <w:pPr>
-      <w:spacing w:line="240" w:lineRule="auto"/>
-    </w:pPr>
-    <w:tblPr>
-      <w:tblStyleRowBandSize w:val="1"/>
-      <w:tblStyleColBandSize w:val="1"/>
-      <w:tblCellMar>
-        <w:left w:w="108" w:type="dxa"/>
-        <w:right w:w="108" w:type="dxa"/>
-      </w:tblCellMar>
-    </w:tblPr>
-  </w:style>
-  <w:style w:type="table" w:customStyle="1" w:styleId="a9">
-    <w:basedOn w:val="TableNormal4"/>
-    <w:pPr>
-      <w:spacing w:line="240" w:lineRule="auto"/>
-    </w:pPr>
-    <w:tblPr>
-      <w:tblStyleRowBandSize w:val="1"/>
-      <w:tblStyleColBandSize w:val="1"/>
-      <w:tblCellMar>
-        <w:left w:w="108" w:type="dxa"/>
-        <w:right w:w="108" w:type="dxa"/>
-      </w:tblCellMar>
-    </w:tblPr>
-  </w:style>
-  <w:style w:type="table" w:customStyle="1" w:styleId="aa">
-    <w:basedOn w:val="TableNormal4"/>
-    <w:pPr>
-      <w:spacing w:line="240" w:lineRule="auto"/>
-    </w:pPr>
-    <w:tblPr>
-      <w:tblStyleRowBandSize w:val="1"/>
-      <w:tblStyleColBandSize w:val="1"/>
-      <w:tblCellMar>
-        <w:left w:w="108" w:type="dxa"/>
-        <w:right w:w="108" w:type="dxa"/>
-      </w:tblCellMar>
-    </w:tblPr>
-  </w:style>
-  <w:style w:type="table" w:customStyle="1" w:styleId="ab">
-    <w:basedOn w:val="TableNormal4"/>
-    <w:pPr>
-      <w:spacing w:line="240" w:lineRule="auto"/>
-    </w:pPr>
-    <w:tblPr>
-      <w:tblStyleRowBandSize w:val="1"/>
-      <w:tblStyleColBandSize w:val="1"/>
-      <w:tblCellMar>
-        <w:left w:w="108" w:type="dxa"/>
-        <w:right w:w="108" w:type="dxa"/>
-      </w:tblCellMar>
-    </w:tblPr>
-  </w:style>
-  <w:style w:type="table" w:customStyle="1" w:styleId="ac">
-    <w:basedOn w:val="TableNormal1"/>
-    <w:pPr>
-      <w:spacing w:line="240" w:lineRule="auto"/>
-    </w:pPr>
-    <w:tblPr>
-      <w:tblStyleRowBandSize w:val="1"/>
-      <w:tblStyleColBandSize w:val="1"/>
-      <w:tblCellMar>
-        <w:top w:w="100" w:type="dxa"/>
-        <w:left w:w="108" w:type="dxa"/>
-        <w:bottom w:w="100" w:type="dxa"/>
-        <w:right w:w="108" w:type="dxa"/>
-      </w:tblCellMar>
-    </w:tblPr>
-  </w:style>
-  <w:style w:type="table" w:customStyle="1" w:styleId="ad">
-    <w:basedOn w:val="TableNormal1"/>
-    <w:pPr>
-      <w:spacing w:line="240" w:lineRule="auto"/>
-    </w:pPr>
-    <w:tblPr>
-      <w:tblStyleRowBandSize w:val="1"/>
-      <w:tblStyleColBandSize w:val="1"/>
-      <w:tblCellMar>
-        <w:top w:w="100" w:type="dxa"/>
-        <w:left w:w="108" w:type="dxa"/>
-        <w:bottom w:w="100" w:type="dxa"/>
-        <w:right w:w="108" w:type="dxa"/>
-      </w:tblCellMar>
-    </w:tblPr>
-  </w:style>
-  <w:style w:type="table" w:customStyle="1" w:styleId="ae">
-    <w:basedOn w:val="TableNormal1"/>
-    <w:pPr>
-      <w:spacing w:line="240" w:lineRule="auto"/>
-    </w:pPr>
-    <w:tblPr>
-      <w:tblStyleRowBandSize w:val="1"/>
-      <w:tblStyleColBandSize w:val="1"/>
-      <w:tblCellMar>
-        <w:top w:w="100" w:type="dxa"/>
-        <w:left w:w="108" w:type="dxa"/>
-        <w:bottom w:w="100" w:type="dxa"/>
-        <w:right w:w="108" w:type="dxa"/>
-      </w:tblCellMar>
-    </w:tblPr>
-  </w:style>
-  <w:style w:type="table" w:customStyle="1" w:styleId="af">
-    <w:basedOn w:val="TableNormal1"/>
-    <w:pPr>
-      <w:spacing w:line="240" w:lineRule="auto"/>
-    </w:pPr>
-    <w:tblPr>
-      <w:tblStyleRowBandSize w:val="1"/>
-      <w:tblStyleColBandSize w:val="1"/>
-      <w:tblCellMar>
-        <w:top w:w="100" w:type="dxa"/>
-        <w:left w:w="108" w:type="dxa"/>
-        <w:bottom w:w="100" w:type="dxa"/>
-        <w:right w:w="108" w:type="dxa"/>
-      </w:tblCellMar>
-    </w:tblPr>
-  </w:style>
   <w:style w:type="character" w:styleId="Strong">
     <w:name w:val="Strong"/>
     <w:basedOn w:val="DefaultParagraphFont"/>
@@ -8954,19 +11306,6 @@
       <w:b/>
       <w:bCs/>
     </w:rPr>
-  </w:style>
-  <w:style w:type="table" w:customStyle="1" w:styleId="af0">
-    <w:basedOn w:val="TableNormal"/>
-    <w:tblPr>
-      <w:tblStyleRowBandSize w:val="1"/>
-      <w:tblStyleColBandSize w:val="1"/>
-      <w:tblCellMar>
-        <w:top w:w="15" w:type="dxa"/>
-        <w:left w:w="15" w:type="dxa"/>
-        <w:bottom w:w="15" w:type="dxa"/>
-        <w:right w:w="15" w:type="dxa"/>
-      </w:tblCellMar>
-    </w:tblPr>
   </w:style>
   <w:style w:type="character" w:styleId="Hyperlink">
     <w:name w:val="Hyperlink"/>
